--- a/Memoria IA (ingles).docx
+++ b/Memoria IA (ingles).docx
@@ -4112,7 +4112,6 @@
         <w:tag w:val="goog_rdk_97"/>
         <w:id w:val="-573279965"/>
       </w:sdtPr>
-      <w:sdtEndPr/>
       <w:sdtContent>
         <w:p>
           <w:pPr>
@@ -4801,23 +4800,7 @@
                   <w:color w:val="000000" w:themeColor="text1" w:themeShade="BF"/>
                   <w:sz w:val="22"/>
                 </w:rPr>
-                <w:t>5</w:t>
-              </w:r>
-              <w:r>
-                <w:rPr>
-                  <w:rFonts w:ascii="SamsungOne-400" w:hAnsi="SamsungOne-400" w:cs="Times New Roman"/>
-                  <w:color w:val="000000" w:themeColor="text1" w:themeShade="BF"/>
-                  <w:sz w:val="22"/>
-                </w:rPr>
-                <w:t>.</w:t>
-              </w:r>
-              <w:r>
-                <w:rPr>
-                  <w:rFonts w:ascii="SamsungOne-400" w:hAnsi="SamsungOne-400" w:cs="Times New Roman"/>
-                  <w:color w:val="000000" w:themeColor="text1" w:themeShade="BF"/>
-                  <w:sz w:val="22"/>
-                </w:rPr>
-                <w:t xml:space="preserve"> </w:t>
+                <w:t xml:space="preserve">5. </w:t>
               </w:r>
               <w:r>
                 <w:rPr>
@@ -5052,7 +5035,6 @@
               <w:rFonts w:ascii="SamsungOne-400" w:hAnsi="SamsungOne-400" w:cs="Times New Roman"/>
               <w:color w:val="000000" w:themeColor="text1" w:themeShade="BF"/>
               <w:szCs w:val="20"/>
-              <w:highlight w:val="yellow"/>
             </w:rPr>
           </w:pPr>
           <w:sdt>
@@ -5368,7 +5350,74 @@
             <w:p>
               <w:pPr>
                 <w:widowControl/>
-                <w:ind w:leftChars="213" w:left="427" w:hanging="1"/>
+                <w:jc w:val="left"/>
+              </w:pPr>
+              <w:r>
+                <w:t>Once the project idea was clearly defined, the first step was to search for suitable data to train the model. It was important to find a dataset containing enough images to train the model effectively and enable it to identify the country where an image was taken. Choosing the dataset was a key decision within the project, since the quality and quantity of the available data directly influence the performance of the model.</w:t>
+              </w:r>
+            </w:p>
+            <w:p>
+              <w:pPr>
+                <w:widowControl/>
+                <w:jc w:val="left"/>
+              </w:pPr>
+            </w:p>
+            <w:p>
+              <w:pPr>
+                <w:widowControl/>
+                <w:jc w:val="left"/>
+              </w:pPr>
+              <w:r>
+                <w:t xml:space="preserve">After researching and </w:t>
+              </w:r>
+              <w:proofErr w:type="spellStart"/>
+              <w:r>
+                <w:t>analysing</w:t>
+              </w:r>
+              <w:proofErr w:type="spellEnd"/>
+              <w:r>
+                <w:t xml:space="preserve"> the different available data sources, we decided to use a Kaggle dataset called “Street Location Images”. This dataset contains real images obtained from Google Street View and other similar sources, and each image is associated with the country where it was captured. Thanks to this dataset, the problem we are addressing can be easily formulated as an image classification problem.</w:t>
+              </w:r>
+            </w:p>
+            <w:p>
+              <w:pPr>
+                <w:widowControl/>
+                <w:jc w:val="left"/>
+              </w:pPr>
+            </w:p>
+            <w:p>
+              <w:pPr>
+                <w:widowControl/>
+                <w:jc w:val="left"/>
+              </w:pPr>
+              <w:r>
+                <w:t>One of the main reasons why we chose this particular dataset was its large size, as it contains thousands of images from different countries. This wide variety of images allows us to train deep learning models using a considerable number of examples, which we consider to be highly beneficial for the development of the project.</w:t>
+              </w:r>
+            </w:p>
+            <w:p>
+              <w:pPr>
+                <w:widowControl/>
+                <w:jc w:val="left"/>
+              </w:pPr>
+            </w:p>
+            <w:p>
+              <w:pPr>
+                <w:widowControl/>
+                <w:jc w:val="left"/>
+              </w:pPr>
+              <w:r>
+                <w:t>However, the dataset is not perfect and presents some limitations. For example, the number of images available for each country is not balanced, as some countries have a very large amount of data while others have very few images. Additionally, it is necessary to check for the presence of corrupted images, images without country labels, differences in image sizes, and other possible inconsistencies within the dataset.</w:t>
+              </w:r>
+            </w:p>
+            <w:p>
+              <w:pPr>
+                <w:widowControl/>
+                <w:jc w:val="left"/>
+              </w:pPr>
+            </w:p>
+            <w:p>
+              <w:pPr>
+                <w:widowControl/>
                 <w:jc w:val="left"/>
                 <w:rPr>
                   <w:rFonts w:ascii="SamsungOne-400" w:hAnsi="SamsungOne-400" w:cs="Times New Roman"/>
@@ -5377,24 +5426,13 @@
                   <w:highlight w:val="yellow"/>
                 </w:rPr>
               </w:pPr>
+              <w:r>
+                <w:t>For this reason, it is necessary to carry out an exploratory data analysis and a preprocessing stage that will allow us to understand the main characteristics of the dataset and prepare a suitable collection of images for training the model correctly. This process will be explained in detail in the following sections of this report.</w:t>
+              </w:r>
             </w:p>
             <w:p>
               <w:pPr>
                 <w:widowControl/>
-                <w:ind w:leftChars="213" w:left="427" w:hanging="1"/>
-                <w:jc w:val="left"/>
-                <w:rPr>
-                  <w:rFonts w:ascii="SamsungOne-400" w:hAnsi="SamsungOne-400" w:cs="Times New Roman"/>
-                  <w:color w:val="000000" w:themeColor="text1" w:themeShade="BF"/>
-                  <w:szCs w:val="20"/>
-                  <w:highlight w:val="yellow"/>
-                </w:rPr>
-              </w:pPr>
-            </w:p>
-            <w:p>
-              <w:pPr>
-                <w:widowControl/>
-                <w:ind w:leftChars="213" w:left="427" w:hanging="1"/>
                 <w:jc w:val="left"/>
                 <w:rPr>
                   <w:rFonts w:ascii="SamsungOne-400" w:hAnsi="SamsungOne-400" w:cs="Times New Roman"/>
@@ -6565,6 +6603,7 @@
           <w:sz w:val="22"/>
           <w:szCs w:val="20"/>
         </w:rPr>
+        <w:lastRenderedPageBreak/>
         <w:t xml:space="preserve">3.4. </w:t>
       </w:r>
       <w:r>
@@ -14764,28 +14803,28 @@
 </file>
 
 <file path=customXml/item1.xml><?xml version="1.0" encoding="utf-8"?>
-<b:Sources xmlns:b="http://schemas.openxmlformats.org/officeDocument/2006/bibliography" xmlns="http://schemas.openxmlformats.org/officeDocument/2006/bibliography" SelectedStyle="\APASixthEditionOfficeOnline.xsl" StyleName="APA" Version="6"/>
-</file>
-
-<file path=customXml/item2.xml><?xml version="1.0" encoding="utf-8"?>
 <go:gDocsCustomXmlDataStorage xmlns:go="http://customooxmlschemas.google.com/" xmlns:r="http://schemas.openxmlformats.org/officeDocument/2006/relationships">
   <go:docsCustomData xmlns:go="http://customooxmlschemas.google.com/" roundtripDataSignature="AMtx7mhp6iZhk40vFPQNev4u4VGzEwDCSw==">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</go:docsCustomData>
 </go:gDocsCustomXmlDataStorage>
 </file>
 
-<file path=customXml/itemProps1.xml><?xml version="1.0" encoding="utf-8"?>
-<ds:datastoreItem xmlns:ds="http://schemas.openxmlformats.org/officeDocument/2006/customXml" ds:itemID="{37F501B1-6923-4942-B52A-BE8A399E00F3}">
-  <ds:schemaRefs>
-    <ds:schemaRef ds:uri="http://schemas.openxmlformats.org/officeDocument/2006/bibliography"/>
-  </ds:schemaRefs>
-</ds:datastoreItem>
+<file path=customXml/item2.xml><?xml version="1.0" encoding="utf-8"?>
+<b:Sources xmlns:b="http://schemas.openxmlformats.org/officeDocument/2006/bibliography" xmlns="http://schemas.openxmlformats.org/officeDocument/2006/bibliography" SelectedStyle="\APASixthEditionOfficeOnline.xsl" StyleName="APA" Version="6"/>
 </file>
 
-<file path=customXml/itemProps2.xml><?xml version="1.0" encoding="utf-8"?>
+<file path=customXml/itemProps1.xml><?xml version="1.0" encoding="utf-8"?>
 <ds:datastoreItem xmlns:ds="http://schemas.openxmlformats.org/officeDocument/2006/customXml" ds:itemID="{11111111-1234-1234-1234-123412341234}">
   <ds:schemaRefs>
     <ds:schemaRef ds:uri="http://customooxmlschemas.google.com/"/>
     <ds:schemaRef ds:uri="http://schemas.openxmlformats.org/officeDocument/2006/relationships"/>
   </ds:schemaRefs>
 </ds:datastoreItem>
+</file>
+
+<file path=customXml/itemProps2.xml><?xml version="1.0" encoding="utf-8"?>
+<ds:datastoreItem xmlns:ds="http://schemas.openxmlformats.org/officeDocument/2006/customXml" ds:itemID="{37F501B1-6923-4942-B52A-BE8A399E00F3}">
+  <ds:schemaRefs>
+    <ds:schemaRef ds:uri="http://schemas.openxmlformats.org/officeDocument/2006/bibliography"/>
+  </ds:schemaRefs>
+</ds:datastoreItem>
 </file>
--- a/Memoria IA (ingles).docx
+++ b/Memoria IA (ingles).docx
@@ -3221,37 +3221,45 @@
           <w:r>
             <w:t>In recent years, artificial intelligence and its techniques, such as Deep Learning, have represented a major breakthrough in the field of computer vision. Thanks to these advances, it is now possible to automatically analyze all types of images within seconds and extract useful information to solve increasingly complex problems, detect elements within those images, or even recognize people or animals.</w:t>
           </w:r>
+          <w:r>
+            <w:t xml:space="preserve"> </w:t>
+          </w:r>
+        </w:p>
+        <w:p/>
+        <w:p>
+          <w:r>
+            <w:t>In this project, we will address the problem of multiclass image classification to predict the country where an image was taken based on its visual content. To achieve this, we will use deep learning techniques and pre-trained models, carrying out a comparative study of different models in order to achieve the highest possible performance for this experiment.</w:t>
+          </w:r>
+        </w:p>
+        <w:p/>
+        <w:p>
+          <w:r>
+            <w:t>In this introductory chapter, we will explain the context of the problem, the motivation behind this project, the objectives we aim to achieve, and the organization followed throughout its development.</w:t>
+          </w:r>
         </w:p>
         <w:p>
           <w:r>
-            <w:t>In this project, we will address the problem of multiclass image classification to predict the country where an image was taken based on its visual content. To achieve this, we will use deep learning techniques and pre-trained models, carrying out a comparative study of different models in order to achieve the highest possible performance for this experiment.</w:t>
+            <w:t>As previously mentioned, in recent years, Artificial Intelligence (hereafter referred to as AI) has grown exponentially due to the increase in computational power, the availability of large volumes of data, and the development of new deep learning and machine learning techniques. Within this field, Deep Learning has represented a major breakthrough in image analysis and processing, significantly outperforming traditional methods.</w:t>
+          </w:r>
+        </w:p>
+        <w:p/>
+        <w:p>
+          <w:r>
+            <w:t>One of the areas of greatest interest and with the highest level of development is computer vision, which aims to enable computers to interpret images and videos in a similar way to humans. This field has applications such as object recognition, image classification, medical diagnosis through imaging, intelligent surveillance systems, autonomous driving, and many others.</w:t>
+          </w:r>
+        </w:p>
+        <w:p/>
+        <w:p>
+          <w:r>
+            <w:t>In our specific case, which can be classified as image-based geolocation, the model must learn to identify visual patterns present in images, such as architecture, vegetation, traffic signs, language, or the condition of roads and natural environments, and associate them with a specific country.</w:t>
           </w:r>
         </w:p>
         <w:p>
           <w:r>
-            <w:t>In this introductory chapter, we will explain the context of the problem, the motivation behind this project, the objectives we aim to achieve, and the organization followed throughout its development.</w:t>
+            <w:t>Solving this problem presents several challenges, as there is significant diversity among images from the same country, including different landscapes and environments. Additionally, some countries may share very similar characteristics in terms of landscapes, vegetation, or road signs. Therefore, it is necessary to use deep learning models capable of extracting complex features and creating accurate generalizations in order to classify images into different categories.</w:t>
           </w:r>
         </w:p>
-        <w:p>
-          <w:r>
-            <w:t>As previously mentioned, in recent years, Artificial Intelligence (hereafter referred to as AI) has grown exponentially due to the increase in computational power, the availability of large volumes of data, and the development of new deep learning and machine learning techniques. Within this field, Deep Learning has represented a major breakthrough in image analysis and processing, significantly outperforming traditional methods.</w:t>
-          </w:r>
-        </w:p>
-        <w:p>
-          <w:r>
-            <w:t>One of the areas of greatest interest and with the highest level of development is computer vision, which aims to enable computers to interpret images and videos in a similar way to humans. This field has applications such as object recognition, image classification, medical diagnosis through imaging, intelligent surveillance systems, autonomous driving, and many others.</w:t>
-          </w:r>
-        </w:p>
-        <w:p>
-          <w:r>
-            <w:t>In our specific case, which can be classified as image-based geolocation, the model must learn to identify visual patterns present in images, such as architecture, vegetation, traffic signs, language, or the condition of roads and natural environments, and associate them with a specific country.</w:t>
-          </w:r>
-        </w:p>
-        <w:p>
-          <w:r>
-            <w:t>Solving this problem presents several challenges, as there is significant diversity among images from the same country, including different landscapes and environments. Additionally, some countries may share very similar characteristics in terms of landscapes, vegetation, or road signs. Therefore, it is necessary to use deep learning models capable of extracting complex features and creating accurate generalizations in order to classify images into different categories.</w:t>
-          </w:r>
-        </w:p>
+        <w:p/>
         <w:p>
           <w:r>
             <w:t>For this reason, in this project, we propose the development of a system capable of predicting the country where an image was taken by using deep learning and transfer learning techniques. To achieve this goal, we use a dataset composed of images classified according to their corresponding countries.</w:t>
@@ -3356,13 +3364,10 @@
             </w:p>
             <w:p>
               <w:r>
-                <w:t xml:space="preserve">The main idea behind this project comes from our curiosity to understand how Artificial Intelligence models for image recognition and classification work, as well as our interest in finding out whether </w:t>
-              </w:r>
-              <w:r>
-                <w:lastRenderedPageBreak/>
-                <w:t>an AI model is really capable of distinguishing between countries using only images.</w:t>
+                <w:t>The main idea behind this project comes from our curiosity to understand how Artificial Intelligence models for image recognition and classification work, as well as our interest in finding out whether an AI model is really capable of distinguishing between countries using only images.</w:t>
               </w:r>
             </w:p>
+            <w:p/>
             <w:p>
               <w:r>
                 <w:t xml:space="preserve">Throughout this course, we have studied different Deep Learning techniques and AI models. However, we believe that the best way to fully understand how these models work is by applying them to a real-world problem ourselves. For this reason, we decided to focus this project on comparing different training strategies in order to determine which one achieves the best performance. Specifically, we compare a Convolutional Neural Network trained from scratch with a pre-trained model, and we also </w:t>
@@ -3376,16 +3381,19 @@
                 <w:t xml:space="preserve"> the impact of techniques such as Data Augmentation and Fine Tuning on the final results.</w:t>
               </w:r>
             </w:p>
+            <w:p/>
             <w:p>
               <w:r>
                 <w:t>Finally, developing this project has allowed us to experience every stage of a Computer Vision project, from data exploration, cleaning and preprocessing to model training, evaluation and analysis of the results obtained. We believe that this experience has helped us gain a deeper understanding of the concepts covered during the course and their application to real-world problems.</w:t>
               </w:r>
             </w:p>
+            <w:p/>
             <w:p>
               <w:r>
                 <w:t>The main objective of this project is to train an Artificial Intelligence model capable of predicting the country where an image was taken using only the visual information contained in the image. To achieve this, Deep Learning and Transfer Learning techniques will be employed.</w:t>
               </w:r>
             </w:p>
+            <w:p/>
             <w:p>
               <w:r>
                 <w:t>In order to accomplish this main objective, the following specific objectives have been defined:</w:t>
@@ -3517,6 +3525,7 @@
                 <w:jc w:val="left"/>
               </w:pPr>
               <w:r>
+                <w:lastRenderedPageBreak/>
                 <w:t>Select the configuration that achieves the best results among the different experiments and train the final model.</w:t>
               </w:r>
             </w:p>
@@ -3647,11 +3656,13 @@
                 <w:t>The development of this project has been carried out collaboratively by all the members of the group. To facilitate teamwork and keep track of the different versions of both the source code and the documentation, a GitHub repository was created. This repository serves as a shared platform where the project code, the project report, and all the related documents are stored, allowing the project to be updated continuously as new progress is made.</w:t>
               </w:r>
             </w:p>
+            <w:p/>
             <w:p>
               <w:r>
                 <w:t>The working methodology adopted throughout the project has been flexible and adapted to the availability of each team member. Each member has been responsible for developing different parts of the project whenever they had available time and then integrating their contributions into both the code and the report by updating the GitHub repository. This approach has enabled all group members to participate actively in every stage of the project by contributing ideas, implementing improvements, and reviewing each other's work.</w:t>
               </w:r>
             </w:p>
+            <w:p/>
             <w:p>
               <w:r>
                 <w:t>In addition, regular follow-up meetings have been held to discuss the progress made, decide on the next steps of the project, resolve any questions that arose, and make decisions regarding the project's development.</w:t>
@@ -4049,6 +4060,18 @@
                 </w:rPr>
               </w:pPr>
             </w:p>
+            <w:p>
+              <w:pPr>
+                <w:widowControl/>
+                <w:ind w:leftChars="213" w:left="427" w:hanging="1"/>
+                <w:jc w:val="left"/>
+                <w:rPr>
+                  <w:rFonts w:ascii="SamsungOne-400" w:hAnsi="SamsungOne-400" w:cs="Times New Roman"/>
+                  <w:color w:val="000000" w:themeColor="text1" w:themeShade="BF"/>
+                  <w:sz w:val="22"/>
+                </w:rPr>
+              </w:pPr>
+            </w:p>
           </w:sdtContent>
         </w:sdt>
       </w:sdtContent>
@@ -4441,6 +4464,7 @@
                     <w:sz w:val="22"/>
                     <w:lang w:val="es-ES" w:eastAsia="es-ES"/>
                   </w:rPr>
+                  <w:lastRenderedPageBreak/>
                   <w:t>3</w:t>
                 </w:r>
               </w:p>
@@ -4764,28 +4788,31 @@
             </w:rPr>
           </w:pPr>
         </w:p>
-        <w:sdt>
-          <w:sdtPr>
+        <w:p>
+          <w:pPr>
+            <w:widowControl/>
+            <w:tabs>
+              <w:tab w:val="left" w:pos="3804"/>
+            </w:tabs>
+            <w:ind w:leftChars="213" w:left="427" w:hanging="1"/>
+            <w:jc w:val="left"/>
             <w:rPr>
               <w:rFonts w:ascii="SamsungOne-400" w:hAnsi="SamsungOne-400" w:cs="Times New Roman"/>
               <w:color w:val="000000" w:themeColor="text1" w:themeShade="BF"/>
               <w:sz w:val="22"/>
             </w:rPr>
-            <w:tag w:val="goog_rdk_136"/>
-            <w:id w:val="1602692390"/>
-          </w:sdtPr>
-          <w:sdtContent>
-            <w:p>
-              <w:pPr>
-                <w:widowControl/>
-                <w:ind w:leftChars="213" w:left="427" w:hanging="1"/>
-                <w:jc w:val="left"/>
-                <w:rPr>
-                  <w:rFonts w:ascii="SamsungOne-400" w:hAnsi="SamsungOne-400" w:cs="Times New Roman"/>
-                  <w:color w:val="000000" w:themeColor="text1" w:themeShade="BF"/>
-                  <w:sz w:val="22"/>
-                </w:rPr>
-              </w:pPr>
+          </w:pPr>
+          <w:sdt>
+            <w:sdtPr>
+              <w:rPr>
+                <w:rFonts w:ascii="SamsungOne-400" w:hAnsi="SamsungOne-400" w:cs="Times New Roman"/>
+                <w:color w:val="000000" w:themeColor="text1" w:themeShade="BF"/>
+                <w:sz w:val="22"/>
+              </w:rPr>
+              <w:tag w:val="goog_rdk_136"/>
+              <w:id w:val="1602692390"/>
+            </w:sdtPr>
+            <w:sdtContent>
               <w:r>
                 <w:rPr>
                   <w:rFonts w:ascii="SamsungOne-400" w:hAnsi="SamsungOne-400" w:cs="Times New Roman"/>
@@ -4810,9 +4837,32 @@
                 </w:rPr>
                 <w:t>Theoretical background</w:t>
               </w:r>
-            </w:p>
-          </w:sdtContent>
-        </w:sdt>
+            </w:sdtContent>
+          </w:sdt>
+          <w:r>
+            <w:rPr>
+              <w:rFonts w:ascii="SamsungOne-400" w:hAnsi="SamsungOne-400" w:cs="Times New Roman"/>
+              <w:color w:val="000000" w:themeColor="text1" w:themeShade="BF"/>
+              <w:sz w:val="22"/>
+            </w:rPr>
+            <w:tab/>
+          </w:r>
+        </w:p>
+        <w:p>
+          <w:pPr>
+            <w:widowControl/>
+            <w:tabs>
+              <w:tab w:val="left" w:pos="3804"/>
+            </w:tabs>
+            <w:ind w:leftChars="213" w:left="427" w:hanging="1"/>
+            <w:jc w:val="left"/>
+            <w:rPr>
+              <w:rFonts w:ascii="SamsungOne-400" w:hAnsi="SamsungOne-400" w:cs="Times New Roman"/>
+              <w:color w:val="000000" w:themeColor="text1" w:themeShade="BF"/>
+              <w:sz w:val="22"/>
+            </w:rPr>
+          </w:pPr>
+        </w:p>
         <w:p>
           <w:r>
             <w:t>Before starting the development of the project, we consider it appropriate to briefly explain some of the theoretical concepts on which this work is based in order to provide a broader context. In this way, the methodology followed and the decisions made throughout the development of the project will be easier to understand.</w:t>
@@ -4824,7 +4874,6 @@
             <w:jc w:val="center"/>
           </w:pPr>
           <w:r>
-            <w:lastRenderedPageBreak/>
             <w:t>Artificial Intelligence and Deep Learning</w:t>
           </w:r>
         </w:p>
@@ -4841,6 +4890,7 @@
             <w:t xml:space="preserve"> images, understanding text, and making certain types of decisions based on the information provided.</w:t>
           </w:r>
         </w:p>
+        <w:p/>
         <w:p>
           <w:r>
             <w:t>Within Artificial Intelligence, there is Machine Learning, which enables models to learn from data without the need to program complex rules. Deep Learning is a branch of Machine Learning based on artificial neural networks and is mainly used to solve problems related to natural language, audio, and images, as is the case in this project.</w:t>
@@ -4860,6 +4910,7 @@
             <w:t>Convolutional Neural Networks (CNNs) are a type of artificial neural network specifically designed to work with images, which makes them particularly suitable for the type of project developed in this work.</w:t>
           </w:r>
         </w:p>
+        <w:p/>
         <w:p>
           <w:r>
             <w:t xml:space="preserve">The main advantage of CNNs is their ability to automatically detect important features within images, such as edges, </w:t>
@@ -4891,7 +4942,13 @@
             <w:jc w:val="left"/>
           </w:pPr>
           <w:r>
-            <w:t>Transfer Learning is a technique that consists of taking advantage of a model that has already been trained on a larger dataset and adapting it to solve a new problem. In this way, the model already has general knowledge about images and only needs to adapt to the specific characteristics of the new dataset. This significantly reduces the training time while improving the overall performance of the model.</w:t>
+            <w:t>Transfer Learning is a technique that consists of taking advantage of a model that has already been trained on a larger dataset and adapting it to solve a new problem. In this way, the model already has general knowledge about images and only needs to adapt to the specific</w:t>
+          </w:r>
+          <w:r>
+            <w:t xml:space="preserve"> </w:t>
+          </w:r>
+          <w:r>
+            <w:t>characteristics of the new dataset. This significantly reduces the training time while improving the overall performance of the model.</w:t>
           </w:r>
         </w:p>
         <w:p>
@@ -4904,6 +4961,7 @@
             <w:jc w:val="center"/>
           </w:pPr>
           <w:r>
+            <w:lastRenderedPageBreak/>
             <w:t>Pre-trained models and MobileNetV2</w:t>
           </w:r>
         </w:p>
@@ -4923,12 +4981,6 @@
               <w:pPr>
                 <w:widowControl/>
                 <w:jc w:val="left"/>
-                <w:rPr>
-                  <w:rFonts w:ascii="SamsungOne-400" w:hAnsi="SamsungOne-400" w:cs="Times New Roman"/>
-                  <w:color w:val="000000" w:themeColor="text1" w:themeShade="BF"/>
-                  <w:szCs w:val="20"/>
-                  <w:highlight w:val="yellow"/>
-                </w:rPr>
               </w:pPr>
               <w:r>
                 <w:t xml:space="preserve">Pre-trained models are neural networks that have already been trained on very large datasets. These models are able to </w:t>
@@ -4941,6 +4993,18 @@
               <w:r>
                 <w:t xml:space="preserve"> general features present in images and can later be reused to solve different problems by applying techniques such as Transfer Learning, which was introduced in the previous section. As mentioned before, using pre-trained models generally leads to better performance and shorter training times.</w:t>
               </w:r>
+            </w:p>
+            <w:p>
+              <w:pPr>
+                <w:widowControl/>
+                <w:jc w:val="left"/>
+                <w:rPr>
+                  <w:rFonts w:ascii="SamsungOne-400" w:hAnsi="SamsungOne-400" w:cs="Times New Roman"/>
+                  <w:color w:val="000000" w:themeColor="text1" w:themeShade="BF"/>
+                  <w:szCs w:val="20"/>
+                  <w:highlight w:val="yellow"/>
+                </w:rPr>
+              </w:pPr>
             </w:p>
             <w:p>
               <w:r>
@@ -4979,13 +5043,10 @@
         </w:p>
         <w:p>
           <w:r>
-            <w:t xml:space="preserve">Data Augmentation is a technique that consists of generating new images from the original dataset by applying small transformations, such as rotations, zooming, changes in brightness or contrast, </w:t>
-          </w:r>
-          <w:r>
-            <w:lastRenderedPageBreak/>
-            <w:t>and translations.</w:t>
+            <w:t>Data Augmentation is a technique that consists of generating new images from the original dataset by applying small transformations, such as rotations, zooming, changes in brightness or contrast, and translations.</w:t>
           </w:r>
         </w:p>
+        <w:p/>
         <w:p>
           <w:r>
             <w:t xml:space="preserve">The main objective of this technique is to increase the diversity of the training dataset and help the model </w:t>
@@ -5368,6 +5429,7 @@
                 <w:jc w:val="left"/>
               </w:pPr>
               <w:r>
+                <w:lastRenderedPageBreak/>
                 <w:t xml:space="preserve">After researching and </w:t>
               </w:r>
               <w:proofErr w:type="spellStart"/>
@@ -5536,7 +5598,59 @@
             <w:p>
               <w:pPr>
                 <w:widowControl/>
-                <w:ind w:leftChars="213" w:left="427" w:hanging="1"/>
+                <w:jc w:val="left"/>
+              </w:pPr>
+              <w:r>
+                <w:t xml:space="preserve">Once the dataset has been selected and prepared, the training methodology to be followed throughout the project is defined. The main objective of this project is to put into practice the knowledge acquired during the course, train a model capable of identifying the country where an image was taken based only on its visual features, and </w:t>
+              </w:r>
+              <w:proofErr w:type="spellStart"/>
+              <w:r>
+                <w:t>analyse</w:t>
+              </w:r>
+              <w:proofErr w:type="spellEnd"/>
+              <w:r>
+                <w:t xml:space="preserve"> how different training strategies influence the final performance of the model.</w:t>
+              </w:r>
+            </w:p>
+            <w:p>
+              <w:pPr>
+                <w:widowControl/>
+                <w:jc w:val="left"/>
+              </w:pPr>
+            </w:p>
+            <w:p>
+              <w:pPr>
+                <w:widowControl/>
+                <w:jc w:val="left"/>
+              </w:pPr>
+              <w:r>
+                <w:t>To achieve this, the first step will be to carry out an experiment using a reduced sample of the original dataset. This experiment will allow us to compare the model's performance from different approaches. Specifically, we will compare the performance of a convolutional neural network trained from scratch with that of a pre-trained model based on **Transfer Learning**. The purpose of this initial comparison is to determine which training strategy provides better performance before carrying out the final training.</w:t>
+              </w:r>
+            </w:p>
+            <w:p>
+              <w:pPr>
+                <w:widowControl/>
+                <w:jc w:val="left"/>
+              </w:pPr>
+            </w:p>
+            <w:p>
+              <w:pPr>
+                <w:widowControl/>
+                <w:jc w:val="left"/>
+              </w:pPr>
+              <w:r>
+                <w:t>In addition, using this reduced dataset, we also intend to evaluate the impact of applying techniques such as **Data Augmentation** and **Fine Tuning** in order to determine whether they improve the model's generalization capability and increase its accuracy.</w:t>
+              </w:r>
+            </w:p>
+            <w:p>
+              <w:pPr>
+                <w:widowControl/>
+                <w:jc w:val="left"/>
+              </w:pPr>
+            </w:p>
+            <w:p>
+              <w:pPr>
+                <w:widowControl/>
                 <w:jc w:val="left"/>
                 <w:rPr>
                   <w:rFonts w:ascii="SamsungOne-400" w:hAnsi="SamsungOne-400" w:cs="Times New Roman"/>
@@ -5545,32 +5659,9 @@
                   <w:highlight w:val="yellow"/>
                 </w:rPr>
               </w:pPr>
-            </w:p>
-            <w:p>
-              <w:pPr>
-                <w:widowControl/>
-                <w:ind w:leftChars="213" w:left="427" w:hanging="1"/>
-                <w:jc w:val="left"/>
-                <w:rPr>
-                  <w:rFonts w:ascii="SamsungOne-400" w:hAnsi="SamsungOne-400" w:cs="Times New Roman"/>
-                  <w:color w:val="000000" w:themeColor="text1" w:themeShade="BF"/>
-                  <w:szCs w:val="20"/>
-                  <w:highlight w:val="yellow"/>
-                </w:rPr>
-              </w:pPr>
-            </w:p>
-            <w:p>
-              <w:pPr>
-                <w:widowControl/>
-                <w:ind w:leftChars="213" w:left="427" w:hanging="1"/>
-                <w:jc w:val="left"/>
-                <w:rPr>
-                  <w:rFonts w:ascii="SamsungOne-400" w:hAnsi="SamsungOne-400" w:cs="Times New Roman"/>
-                  <w:color w:val="000000" w:themeColor="text1" w:themeShade="BF"/>
-                  <w:szCs w:val="20"/>
-                  <w:highlight w:val="yellow"/>
-                </w:rPr>
-              </w:pPr>
+              <w:r>
+                <w:t>Once the most suitable training strategy and the best-performing model have been identified, the final model will be trained using the complete dataset, and the overall performance of the system will be evaluated.</w:t>
+              </w:r>
             </w:p>
             <w:p>
               <w:pPr>
@@ -5668,7 +5759,51 @@
             <w:p>
               <w:pPr>
                 <w:widowControl/>
-                <w:ind w:leftChars="213" w:left="427" w:hanging="1"/>
+                <w:jc w:val="left"/>
+              </w:pPr>
+              <w:r>
+                <w:t>To organize the development of the project in a structured way and make its implementation easier, a workflow divided into different stages is proposed. These stages are consecutive and interdependent, meaning that each stage depends on the previous one and prepares the project for the following phase, ensuring that both the data and the model are in the appropriate conditions before proceeding to the next step.</w:t>
+              </w:r>
+            </w:p>
+            <w:p>
+              <w:pPr>
+                <w:widowControl/>
+                <w:jc w:val="left"/>
+              </w:pPr>
+            </w:p>
+            <w:p>
+              <w:pPr>
+                <w:widowControl/>
+                <w:jc w:val="left"/>
+              </w:pPr>
+              <w:r>
+                <w:t>The process begins with the acquisition of the dataset and an initial exploratory analysis to understand its distribution, the available information, and any potential issues. Afterwards, a data cleaning and preprocessing stage will be carried out, removing images that are not valid, are corrupted, or do not meet the main characteristics of the dataset. This step ensures that the dataset is properly prepared before being used for model training.</w:t>
+              </w:r>
+            </w:p>
+            <w:p>
+              <w:pPr>
+                <w:widowControl/>
+                <w:jc w:val="left"/>
+              </w:pPr>
+            </w:p>
+            <w:p>
+              <w:pPr>
+                <w:widowControl/>
+                <w:jc w:val="left"/>
+              </w:pPr>
+              <w:r>
+                <w:t>Once this stage has been completed, different experiments will be carried out using a reduced subset of the original dataset and applying the different techniques described in the previous sections of this report. The objective is to determine which technique, or combination of techniques, provides the best overall performance. Once the most suitable approach has been identified, the final model will be trained using the complete dataset and its performance will be evaluated using the classification metrics presented in the previous sections of this report.</w:t>
+              </w:r>
+            </w:p>
+            <w:p>
+              <w:pPr>
+                <w:widowControl/>
+                <w:jc w:val="left"/>
+              </w:pPr>
+            </w:p>
+            <w:p>
+              <w:pPr>
+                <w:widowControl/>
                 <w:jc w:val="left"/>
                 <w:rPr>
                   <w:rFonts w:ascii="SamsungOne-400" w:hAnsi="SamsungOne-400" w:cs="Times New Roman"/>
@@ -5677,6 +5812,12 @@
                   <w:highlight w:val="yellow"/>
                 </w:rPr>
               </w:pPr>
+              <w:r>
+                <w:t>The complete workflow followed during the development of the project is represented in a more visual and schematic way in the following diagram</w:t>
+              </w:r>
+              <w:r>
+                <w:t>.</w:t>
+              </w:r>
             </w:p>
             <w:p>
               <w:pPr>
@@ -5694,13 +5835,210 @@
             <w:p>
               <w:pPr>
                 <w:widowControl/>
-                <w:ind w:leftChars="213" w:left="427" w:hanging="1"/>
                 <w:jc w:val="left"/>
                 <w:rPr>
                   <w:rFonts w:ascii="SamsungOne-400" w:hAnsi="SamsungOne-400" w:cs="Times New Roman"/>
+                  <w:b/>
+                  <w:bCs/>
+                  <w:i/>
+                  <w:iCs/>
                   <w:color w:val="000000" w:themeColor="text1" w:themeShade="BF"/>
                   <w:szCs w:val="20"/>
-                  <w:highlight w:val="yellow"/>
+                </w:rPr>
+              </w:pPr>
+              <w:r>
+                <w:rPr>
+                  <w:rFonts w:ascii="SamsungOne-400" w:hAnsi="SamsungOne-400" w:cs="Times New Roman"/>
+                  <w:b/>
+                  <w:bCs/>
+                  <w:i/>
+                  <w:iCs/>
+                  <w:color w:val="000000" w:themeColor="text1" w:themeShade="BF"/>
+                  <w:szCs w:val="20"/>
+                </w:rPr>
+                <w:t>Dataset Acquisitio</w:t>
+              </w:r>
+              <w:r>
+                <w:rPr>
+                  <w:rFonts w:ascii="SamsungOne-400" w:hAnsi="SamsungOne-400" w:cs="Times New Roman"/>
+                  <w:b/>
+                  <w:bCs/>
+                  <w:i/>
+                  <w:iCs/>
+                  <w:color w:val="000000" w:themeColor="text1" w:themeShade="BF"/>
+                  <w:szCs w:val="20"/>
+                </w:rPr>
+                <w:t xml:space="preserve">n  </w:t>
+              </w:r>
+              <w:r>
+                <w:rPr>
+                  <w:rFonts w:ascii="SamsungOne-400" w:hAnsi="SamsungOne-400" w:cs="Times New Roman"/>
+                  <w:b/>
+                  <w:bCs/>
+                  <w:i/>
+                  <w:iCs/>
+                  <w:color w:val="000000" w:themeColor="text1" w:themeShade="BF"/>
+                  <w:szCs w:val="20"/>
+                </w:rPr>
+                <w:sym w:font="Wingdings" w:char="F0E0"/>
+              </w:r>
+              <w:r>
+                <w:rPr>
+                  <w:rFonts w:ascii="SamsungOne-400" w:hAnsi="SamsungOne-400" w:cs="Times New Roman"/>
+                  <w:b/>
+                  <w:bCs/>
+                  <w:i/>
+                  <w:iCs/>
+                  <w:color w:val="000000" w:themeColor="text1" w:themeShade="BF"/>
+                  <w:szCs w:val="20"/>
+                </w:rPr>
+                <w:t xml:space="preserve">   </w:t>
+              </w:r>
+              <w:r>
+                <w:rPr>
+                  <w:rFonts w:ascii="SamsungOne-400" w:hAnsi="SamsungOne-400" w:cs="Times New Roman"/>
+                  <w:b/>
+                  <w:bCs/>
+                  <w:i/>
+                  <w:iCs/>
+                  <w:color w:val="000000" w:themeColor="text1" w:themeShade="BF"/>
+                  <w:szCs w:val="20"/>
+                </w:rPr>
+                <w:t>Exploratory Data Analysis</w:t>
+              </w:r>
+              <w:r>
+                <w:rPr>
+                  <w:rFonts w:ascii="SamsungOne-400" w:hAnsi="SamsungOne-400" w:cs="Times New Roman"/>
+                  <w:b/>
+                  <w:bCs/>
+                  <w:i/>
+                  <w:iCs/>
+                  <w:color w:val="000000" w:themeColor="text1" w:themeShade="BF"/>
+                  <w:szCs w:val="20"/>
+                </w:rPr>
+                <w:t xml:space="preserve"> </w:t>
+              </w:r>
+              <w:r>
+                <w:rPr>
+                  <w:rFonts w:ascii="SamsungOne-400" w:hAnsi="SamsungOne-400" w:cs="Times New Roman"/>
+                  <w:b/>
+                  <w:bCs/>
+                  <w:i/>
+                  <w:iCs/>
+                  <w:color w:val="000000" w:themeColor="text1" w:themeShade="BF"/>
+                  <w:szCs w:val="20"/>
+                </w:rPr>
+                <w:sym w:font="Wingdings" w:char="F0E0"/>
+              </w:r>
+              <w:r>
+                <w:rPr>
+                  <w:rFonts w:ascii="SamsungOne-400" w:hAnsi="SamsungOne-400" w:cs="Times New Roman"/>
+                  <w:b/>
+                  <w:bCs/>
+                  <w:i/>
+                  <w:iCs/>
+                  <w:color w:val="000000" w:themeColor="text1" w:themeShade="BF"/>
+                  <w:szCs w:val="20"/>
+                </w:rPr>
+                <w:t xml:space="preserve">  </w:t>
+              </w:r>
+              <w:r>
+                <w:rPr>
+                  <w:rFonts w:ascii="SamsungOne-400" w:hAnsi="SamsungOne-400" w:cs="Times New Roman"/>
+                  <w:b/>
+                  <w:bCs/>
+                  <w:i/>
+                  <w:iCs/>
+                  <w:color w:val="000000" w:themeColor="text1" w:themeShade="BF"/>
+                  <w:szCs w:val="20"/>
+                </w:rPr>
+                <w:t>Data Preprocessing</w:t>
+              </w:r>
+              <w:r>
+                <w:rPr>
+                  <w:rFonts w:ascii="SamsungOne-400" w:hAnsi="SamsungOne-400" w:cs="Times New Roman"/>
+                  <w:b/>
+                  <w:bCs/>
+                  <w:i/>
+                  <w:iCs/>
+                  <w:color w:val="000000" w:themeColor="text1" w:themeShade="BF"/>
+                  <w:szCs w:val="20"/>
+                </w:rPr>
+                <w:t xml:space="preserve">  </w:t>
+              </w:r>
+              <w:r>
+                <w:rPr>
+                  <w:rFonts w:ascii="SamsungOne-400" w:hAnsi="SamsungOne-400" w:cs="Times New Roman"/>
+                  <w:b/>
+                  <w:bCs/>
+                  <w:i/>
+                  <w:iCs/>
+                  <w:color w:val="000000" w:themeColor="text1" w:themeShade="BF"/>
+                  <w:szCs w:val="20"/>
+                </w:rPr>
+                <w:sym w:font="Wingdings" w:char="F0E0"/>
+              </w:r>
+              <w:r>
+                <w:rPr>
+                  <w:rFonts w:ascii="SamsungOne-400" w:hAnsi="SamsungOne-400" w:cs="Times New Roman"/>
+                  <w:b/>
+                  <w:bCs/>
+                  <w:i/>
+                  <w:iCs/>
+                  <w:color w:val="000000" w:themeColor="text1" w:themeShade="BF"/>
+                  <w:szCs w:val="20"/>
+                </w:rPr>
+                <w:t xml:space="preserve">  </w:t>
+              </w:r>
+              <w:r>
+                <w:rPr>
+                  <w:rFonts w:ascii="SamsungOne-400" w:hAnsi="SamsungOne-400" w:cs="Times New Roman"/>
+                  <w:b/>
+                  <w:bCs/>
+                  <w:i/>
+                  <w:iCs/>
+                  <w:color w:val="000000" w:themeColor="text1" w:themeShade="BF"/>
+                  <w:szCs w:val="20"/>
+                </w:rPr>
+                <w:t>Training Experiments</w:t>
+              </w:r>
+              <w:r>
+                <w:rPr>
+                  <w:rFonts w:ascii="SamsungOne-400" w:hAnsi="SamsungOne-400" w:cs="Times New Roman"/>
+                  <w:b/>
+                  <w:bCs/>
+                  <w:i/>
+                  <w:iCs/>
+                  <w:color w:val="000000" w:themeColor="text1" w:themeShade="BF"/>
+                  <w:szCs w:val="20"/>
+                </w:rPr>
+                <w:t xml:space="preserve"> </w:t>
+              </w:r>
+              <w:r>
+                <w:rPr>
+                  <w:rFonts w:ascii="SamsungOne-400" w:hAnsi="SamsungOne-400" w:cs="Times New Roman"/>
+                  <w:b/>
+                  <w:bCs/>
+                  <w:i/>
+                  <w:iCs/>
+                  <w:color w:val="000000" w:themeColor="text1" w:themeShade="BF"/>
+                  <w:szCs w:val="20"/>
+                </w:rPr>
+                <w:sym w:font="Wingdings" w:char="F0E0"/>
+              </w:r>
+            </w:p>
+            <w:p>
+              <w:pPr>
+                <w:widowControl/>
+                <w:jc w:val="left"/>
+                <w:rPr>
+                  <w:rFonts w:ascii="SamsungOne-400" w:hAnsi="SamsungOne-400" w:cs="Times New Roman"/>
+                  <w:b/>
+                  <w:bCs/>
+                  <w:i/>
+                  <w:iCs/>
+                  <w:color w:val="000000" w:themeColor="text1" w:themeShade="BF"/>
+                  <w:szCs w:val="20"/>
                 </w:rPr>
               </w:pPr>
             </w:p>
@@ -5708,19 +6046,165 @@
               <w:pPr>
                 <w:widowControl/>
                 <w:ind w:leftChars="213" w:left="427" w:hanging="1"/>
+                <w:jc w:val="center"/>
+                <w:rPr>
+                  <w:rFonts w:ascii="SamsungOne-400" w:hAnsi="SamsungOne-400" w:cs="Times New Roman"/>
+                  <w:b/>
+                  <w:bCs/>
+                  <w:i/>
+                  <w:iCs/>
+                  <w:color w:val="000000" w:themeColor="text1" w:themeShade="BF"/>
+                  <w:szCs w:val="20"/>
+                  <w:highlight w:val="yellow"/>
+                </w:rPr>
+              </w:pPr>
+              <w:r>
+                <w:rPr>
+                  <w:rFonts w:ascii="SamsungOne-400" w:hAnsi="SamsungOne-400" w:cs="Times New Roman"/>
+                  <w:b/>
+                  <w:bCs/>
+                  <w:i/>
+                  <w:iCs/>
+                  <w:color w:val="000000" w:themeColor="text1" w:themeShade="BF"/>
+                  <w:szCs w:val="20"/>
+                </w:rPr>
+                <w:sym w:font="Wingdings" w:char="F0E0"/>
+              </w:r>
+              <w:r>
+                <w:rPr>
+                  <w:rFonts w:ascii="SamsungOne-400" w:hAnsi="SamsungOne-400" w:cs="Times New Roman"/>
+                  <w:b/>
+                  <w:bCs/>
+                  <w:i/>
+                  <w:iCs/>
+                  <w:color w:val="000000" w:themeColor="text1" w:themeShade="BF"/>
+                  <w:szCs w:val="20"/>
+                </w:rPr>
+                <w:t xml:space="preserve">  </w:t>
+              </w:r>
+              <w:r>
+                <w:rPr>
+                  <w:rFonts w:ascii="SamsungOne-400" w:hAnsi="SamsungOne-400" w:cs="Times New Roman"/>
+                  <w:b/>
+                  <w:bCs/>
+                  <w:i/>
+                  <w:iCs/>
+                  <w:color w:val="000000" w:themeColor="text1" w:themeShade="BF"/>
+                  <w:szCs w:val="20"/>
+                </w:rPr>
+                <w:t>Model Comparison</w:t>
+              </w:r>
+              <w:r>
+                <w:rPr>
+                  <w:rFonts w:ascii="SamsungOne-400" w:hAnsi="SamsungOne-400" w:cs="Times New Roman"/>
+                  <w:b/>
+                  <w:bCs/>
+                  <w:i/>
+                  <w:iCs/>
+                  <w:color w:val="000000" w:themeColor="text1" w:themeShade="BF"/>
+                  <w:szCs w:val="20"/>
+                </w:rPr>
+                <w:t xml:space="preserve">  </w:t>
+              </w:r>
+              <w:r>
+                <w:rPr>
+                  <w:rFonts w:ascii="SamsungOne-400" w:hAnsi="SamsungOne-400" w:cs="Times New Roman"/>
+                  <w:b/>
+                  <w:bCs/>
+                  <w:i/>
+                  <w:iCs/>
+                  <w:color w:val="000000" w:themeColor="text1" w:themeShade="BF"/>
+                  <w:szCs w:val="20"/>
+                </w:rPr>
+                <w:sym w:font="Wingdings" w:char="F0E0"/>
+              </w:r>
+              <w:r>
+                <w:rPr>
+                  <w:rFonts w:ascii="SamsungOne-400" w:hAnsi="SamsungOne-400" w:cs="Times New Roman"/>
+                  <w:b/>
+                  <w:bCs/>
+                  <w:i/>
+                  <w:iCs/>
+                  <w:color w:val="000000" w:themeColor="text1" w:themeShade="BF"/>
+                  <w:szCs w:val="20"/>
+                </w:rPr>
+                <w:t xml:space="preserve">  </w:t>
+              </w:r>
+              <w:r>
+                <w:rPr>
+                  <w:rFonts w:ascii="SamsungOne-400" w:hAnsi="SamsungOne-400" w:cs="Times New Roman"/>
+                  <w:b/>
+                  <w:bCs/>
+                  <w:i/>
+                  <w:iCs/>
+                  <w:color w:val="000000" w:themeColor="text1" w:themeShade="BF"/>
+                  <w:szCs w:val="20"/>
+                </w:rPr>
+                <w:t>Final Model Training</w:t>
+              </w:r>
+              <w:r>
+                <w:rPr>
+                  <w:rFonts w:ascii="SamsungOne-400" w:hAnsi="SamsungOne-400" w:cs="Times New Roman"/>
+                  <w:b/>
+                  <w:bCs/>
+                  <w:i/>
+                  <w:iCs/>
+                  <w:color w:val="000000" w:themeColor="text1" w:themeShade="BF"/>
+                  <w:szCs w:val="20"/>
+                </w:rPr>
+                <w:t xml:space="preserve"> </w:t>
+              </w:r>
+              <w:r>
+                <w:rPr>
+                  <w:rFonts w:ascii="SamsungOne-400" w:hAnsi="SamsungOne-400" w:cs="Times New Roman"/>
+                  <w:b/>
+                  <w:bCs/>
+                  <w:i/>
+                  <w:iCs/>
+                  <w:color w:val="000000" w:themeColor="text1" w:themeShade="BF"/>
+                  <w:szCs w:val="20"/>
+                </w:rPr>
+                <w:sym w:font="Wingdings" w:char="F0E0"/>
+              </w:r>
+              <w:r>
+                <w:rPr>
+                  <w:rFonts w:ascii="SamsungOne-400" w:hAnsi="SamsungOne-400" w:cs="Times New Roman"/>
+                  <w:b/>
+                  <w:bCs/>
+                  <w:i/>
+                  <w:iCs/>
+                  <w:color w:val="000000" w:themeColor="text1" w:themeShade="BF"/>
+                  <w:szCs w:val="20"/>
+                </w:rPr>
+                <w:t xml:space="preserve">  </w:t>
+              </w:r>
+              <w:r>
+                <w:rPr>
+                  <w:rFonts w:ascii="SamsungOne-400" w:hAnsi="SamsungOne-400" w:cs="Times New Roman"/>
+                  <w:b/>
+                  <w:bCs/>
+                  <w:i/>
+                  <w:iCs/>
+                  <w:color w:val="000000" w:themeColor="text1" w:themeShade="BF"/>
+                  <w:szCs w:val="20"/>
+                </w:rPr>
+                <w:t>Evaluation</w:t>
+              </w:r>
+            </w:p>
+            <w:p>
+              <w:pPr>
+                <w:widowControl/>
                 <w:jc w:val="left"/>
                 <w:rPr>
                   <w:rFonts w:ascii="SamsungOne-400" w:hAnsi="SamsungOne-400" w:cs="Times New Roman"/>
                   <w:color w:val="000000" w:themeColor="text1" w:themeShade="BF"/>
                   <w:szCs w:val="20"/>
-                  <w:highlight w:val="yellow"/>
                 </w:rPr>
               </w:pPr>
             </w:p>
             <w:p>
               <w:pPr>
                 <w:widowControl/>
-                <w:ind w:leftChars="213" w:left="427" w:hanging="1"/>
                 <w:jc w:val="left"/>
                 <w:rPr>
                   <w:rFonts w:ascii="SamsungOne-400" w:hAnsi="SamsungOne-400" w:cs="Times New Roman"/>
@@ -6603,7 +7087,6 @@
           <w:sz w:val="22"/>
           <w:szCs w:val="20"/>
         </w:rPr>
-        <w:lastRenderedPageBreak/>
         <w:t xml:space="preserve">3.4. </w:t>
       </w:r>
       <w:r>
@@ -10481,6 +10964,119 @@
 <file path=word/numbering.xml><?xml version="1.0" encoding="utf-8"?>
 <w:numbering xmlns:wpc="http://schemas.microsoft.com/office/word/2010/wordprocessingCanvas" xmlns:cx="http://schemas.microsoft.com/office/drawing/2014/chartex" xmlns:cx1="http://schemas.microsoft.com/office/drawing/2015/9/8/chartex" xmlns:cx2="http://schemas.microsoft.com/office/drawing/2015/10/21/chartex" xmlns:cx3="http://schemas.microsoft.com/office/drawing/2016/5/9/chartex" xmlns:cx4="http://schemas.microsoft.com/office/drawing/2016/5/10/chartex" xmlns:cx5="http://schemas.microsoft.com/office/drawing/2016/5/11/chartex" xmlns:cx6="http://schemas.microsoft.com/office/drawing/2016/5/12/chartex" xmlns:cx7="http://schemas.microsoft.com/office/drawing/2016/5/13/chartex" xmlns:cx8="http://schemas.microsoft.com/office/drawing/2016/5/14/chartex" xmlns:mc="http://schemas.openxmlformats.org/markup-compatibility/2006" xmlns:aink="http://schemas.microsoft.com/office/drawing/2016/ink" xmlns:am3d="http://schemas.microsoft.com/office/drawing/2017/model3d" xmlns:o="urn:schemas-microsoft-com:office:office" xmlns:oel="http://schemas.microsoft.com/office/2019/extlst" xmlns:r="http://schemas.openxmlformats.org/officeDocument/2006/relationships" xmlns:m="http://schemas.openxmlformats.org/officeDocument/2006/math" xmlns:v="urn:schemas-microsoft-com:vml" xmlns:wp14="http://schemas.microsoft.com/office/word/2010/wordprocessingDrawing" xmlns:wp="http://schemas.openxmlformats.org/drawingml/2006/wordprocessingDrawing" xmlns:w10="urn:schemas-microsoft-com:office:word" xmlns:w="http://schemas.openxmlformats.org/wordprocessingml/2006/main" xmlns:w14="http://schemas.microsoft.com/office/word/2010/wordml" xmlns:w15="http://schemas.microsoft.com/office/word/2012/wordml" xmlns:w16cex="http://schemas.microsoft.com/office/word/2018/wordml/cex" xmlns:w16cid="http://schemas.microsoft.com/office/word/2016/wordml/cid" xmlns:w16="http://schemas.microsoft.com/office/word/2018/wordml" xmlns:w16du="http://schemas.microsoft.com/office/word/2023/wordml/word16du" xmlns:w16sdtdh="http://schemas.microsoft.com/office/word/2020/wordml/sdtdatahash" xmlns:w16sdtfl="http://schemas.microsoft.com/office/word/2024/wordml/sdtformatlock" xmlns:w16se="http://schemas.microsoft.com/office/word/2015/wordml/symex" xmlns:wpg="http://schemas.microsoft.com/office/word/2010/wordprocessingGroup" xmlns:wpi="http://schemas.microsoft.com/office/word/2010/wordprocessingInk" xmlns:wne="http://schemas.microsoft.com/office/word/2006/wordml" xmlns:wps="http://schemas.microsoft.com/office/word/2010/wordprocessingShape" mc:Ignorable="w14 w15 w16se w16cid w16 w16cex w16sdtdh w16sdtfl w16du wp14">
   <w:abstractNum w:abstractNumId="0" w15:restartNumberingAfterBreak="0">
+    <w:nsid w:val="00BB3F5C"/>
+    <w:multiLevelType w:val="hybridMultilevel"/>
+    <w:tmpl w:val="7ED40DE2"/>
+    <w:lvl w:ilvl="0" w:tplc="6B0E8694">
+      <w:start w:val="1"/>
+      <w:numFmt w:val="bullet"/>
+      <w:lvlText w:val=""/>
+      <w:lvlJc w:val="left"/>
+      <w:pPr>
+        <w:ind w:left="720" w:hanging="360"/>
+      </w:pPr>
+      <w:rPr>
+        <w:rFonts w:ascii="Wingdings" w:eastAsia="Malgun Gothic" w:hAnsi="Wingdings" w:cs="Times New Roman" w:hint="default"/>
+      </w:rPr>
+    </w:lvl>
+    <w:lvl w:ilvl="1" w:tplc="0C0A0003" w:tentative="1">
+      <w:start w:val="1"/>
+      <w:numFmt w:val="bullet"/>
+      <w:lvlText w:val="o"/>
+      <w:lvlJc w:val="left"/>
+      <w:pPr>
+        <w:ind w:left="1440" w:hanging="360"/>
+      </w:pPr>
+      <w:rPr>
+        <w:rFonts w:ascii="Courier New" w:hAnsi="Courier New" w:cs="Courier New" w:hint="default"/>
+      </w:rPr>
+    </w:lvl>
+    <w:lvl w:ilvl="2" w:tplc="0C0A0005" w:tentative="1">
+      <w:start w:val="1"/>
+      <w:numFmt w:val="bullet"/>
+      <w:lvlText w:val=""/>
+      <w:lvlJc w:val="left"/>
+      <w:pPr>
+        <w:ind w:left="2160" w:hanging="360"/>
+      </w:pPr>
+      <w:rPr>
+        <w:rFonts w:ascii="Wingdings" w:hAnsi="Wingdings" w:hint="default"/>
+      </w:rPr>
+    </w:lvl>
+    <w:lvl w:ilvl="3" w:tplc="0C0A0001" w:tentative="1">
+      <w:start w:val="1"/>
+      <w:numFmt w:val="bullet"/>
+      <w:lvlText w:val=""/>
+      <w:lvlJc w:val="left"/>
+      <w:pPr>
+        <w:ind w:left="2880" w:hanging="360"/>
+      </w:pPr>
+      <w:rPr>
+        <w:rFonts w:ascii="Symbol" w:hAnsi="Symbol" w:hint="default"/>
+      </w:rPr>
+    </w:lvl>
+    <w:lvl w:ilvl="4" w:tplc="0C0A0003" w:tentative="1">
+      <w:start w:val="1"/>
+      <w:numFmt w:val="bullet"/>
+      <w:lvlText w:val="o"/>
+      <w:lvlJc w:val="left"/>
+      <w:pPr>
+        <w:ind w:left="3600" w:hanging="360"/>
+      </w:pPr>
+      <w:rPr>
+        <w:rFonts w:ascii="Courier New" w:hAnsi="Courier New" w:cs="Courier New" w:hint="default"/>
+      </w:rPr>
+    </w:lvl>
+    <w:lvl w:ilvl="5" w:tplc="0C0A0005" w:tentative="1">
+      <w:start w:val="1"/>
+      <w:numFmt w:val="bullet"/>
+      <w:lvlText w:val=""/>
+      <w:lvlJc w:val="left"/>
+      <w:pPr>
+        <w:ind w:left="4320" w:hanging="360"/>
+      </w:pPr>
+      <w:rPr>
+        <w:rFonts w:ascii="Wingdings" w:hAnsi="Wingdings" w:hint="default"/>
+      </w:rPr>
+    </w:lvl>
+    <w:lvl w:ilvl="6" w:tplc="0C0A0001" w:tentative="1">
+      <w:start w:val="1"/>
+      <w:numFmt w:val="bullet"/>
+      <w:lvlText w:val=""/>
+      <w:lvlJc w:val="left"/>
+      <w:pPr>
+        <w:ind w:left="5040" w:hanging="360"/>
+      </w:pPr>
+      <w:rPr>
+        <w:rFonts w:ascii="Symbol" w:hAnsi="Symbol" w:hint="default"/>
+      </w:rPr>
+    </w:lvl>
+    <w:lvl w:ilvl="7" w:tplc="0C0A0003" w:tentative="1">
+      <w:start w:val="1"/>
+      <w:numFmt w:val="bullet"/>
+      <w:lvlText w:val="o"/>
+      <w:lvlJc w:val="left"/>
+      <w:pPr>
+        <w:ind w:left="5760" w:hanging="360"/>
+      </w:pPr>
+      <w:rPr>
+        <w:rFonts w:ascii="Courier New" w:hAnsi="Courier New" w:cs="Courier New" w:hint="default"/>
+      </w:rPr>
+    </w:lvl>
+    <w:lvl w:ilvl="8" w:tplc="0C0A0005" w:tentative="1">
+      <w:start w:val="1"/>
+      <w:numFmt w:val="bullet"/>
+      <w:lvlText w:val=""/>
+      <w:lvlJc w:val="left"/>
+      <w:pPr>
+        <w:ind w:left="6480" w:hanging="360"/>
+      </w:pPr>
+      <w:rPr>
+        <w:rFonts w:ascii="Wingdings" w:hAnsi="Wingdings" w:hint="default"/>
+      </w:rPr>
+    </w:lvl>
+  </w:abstractNum>
+  <w:abstractNum w:abstractNumId="1" w15:restartNumberingAfterBreak="0">
     <w:nsid w:val="0594240F"/>
     <w:multiLevelType w:val="multilevel"/>
     <w:tmpl w:val="09D69042"/>
@@ -10593,7 +11189,7 @@
       </w:rPr>
     </w:lvl>
   </w:abstractNum>
-  <w:abstractNum w:abstractNumId="1" w15:restartNumberingAfterBreak="0">
+  <w:abstractNum w:abstractNumId="2" w15:restartNumberingAfterBreak="0">
     <w:nsid w:val="093F64B7"/>
     <w:multiLevelType w:val="multilevel"/>
     <w:tmpl w:val="F79E0D74"/>
@@ -10725,7 +11321,7 @@
       </w:rPr>
     </w:lvl>
   </w:abstractNum>
-  <w:abstractNum w:abstractNumId="2" w15:restartNumberingAfterBreak="0">
+  <w:abstractNum w:abstractNumId="3" w15:restartNumberingAfterBreak="0">
     <w:nsid w:val="09B515BE"/>
     <w:multiLevelType w:val="multilevel"/>
     <w:tmpl w:val="7D42A8EA"/>
@@ -10856,7 +11452,7 @@
       </w:rPr>
     </w:lvl>
   </w:abstractNum>
-  <w:abstractNum w:abstractNumId="3" w15:restartNumberingAfterBreak="0">
+  <w:abstractNum w:abstractNumId="4" w15:restartNumberingAfterBreak="0">
     <w:nsid w:val="0C38775B"/>
     <w:multiLevelType w:val="multilevel"/>
     <w:tmpl w:val="658AC2D0"/>
@@ -10942,7 +11538,7 @@
       </w:pPr>
     </w:lvl>
   </w:abstractNum>
-  <w:abstractNum w:abstractNumId="4" w15:restartNumberingAfterBreak="0">
+  <w:abstractNum w:abstractNumId="5" w15:restartNumberingAfterBreak="0">
     <w:nsid w:val="1266016F"/>
     <w:multiLevelType w:val="multilevel"/>
     <w:tmpl w:val="7020DC18"/>
@@ -11073,7 +11669,7 @@
       </w:rPr>
     </w:lvl>
   </w:abstractNum>
-  <w:abstractNum w:abstractNumId="5" w15:restartNumberingAfterBreak="0">
+  <w:abstractNum w:abstractNumId="6" w15:restartNumberingAfterBreak="0">
     <w:nsid w:val="126F4E09"/>
     <w:multiLevelType w:val="multilevel"/>
     <w:tmpl w:val="CD62AC84"/>
@@ -11204,7 +11800,7 @@
       </w:rPr>
     </w:lvl>
   </w:abstractNum>
-  <w:abstractNum w:abstractNumId="6" w15:restartNumberingAfterBreak="0">
+  <w:abstractNum w:abstractNumId="7" w15:restartNumberingAfterBreak="0">
     <w:nsid w:val="15F16716"/>
     <w:multiLevelType w:val="multilevel"/>
     <w:tmpl w:val="F954A610"/>
@@ -11335,7 +11931,7 @@
       </w:rPr>
     </w:lvl>
   </w:abstractNum>
-  <w:abstractNum w:abstractNumId="7" w15:restartNumberingAfterBreak="0">
+  <w:abstractNum w:abstractNumId="8" w15:restartNumberingAfterBreak="0">
     <w:nsid w:val="1B74553C"/>
     <w:multiLevelType w:val="multilevel"/>
     <w:tmpl w:val="62A0F56E"/>
@@ -11421,7 +12017,7 @@
       </w:pPr>
     </w:lvl>
   </w:abstractNum>
-  <w:abstractNum w:abstractNumId="8" w15:restartNumberingAfterBreak="0">
+  <w:abstractNum w:abstractNumId="9" w15:restartNumberingAfterBreak="0">
     <w:nsid w:val="243D5FB0"/>
     <w:multiLevelType w:val="multilevel"/>
     <w:tmpl w:val="531CB1B0"/>
@@ -11552,7 +12148,7 @@
       </w:rPr>
     </w:lvl>
   </w:abstractNum>
-  <w:abstractNum w:abstractNumId="9" w15:restartNumberingAfterBreak="0">
+  <w:abstractNum w:abstractNumId="10" w15:restartNumberingAfterBreak="0">
     <w:nsid w:val="25E32545"/>
     <w:multiLevelType w:val="multilevel"/>
     <w:tmpl w:val="1B12FA18"/>
@@ -11638,7 +12234,7 @@
       </w:pPr>
     </w:lvl>
   </w:abstractNum>
-  <w:abstractNum w:abstractNumId="10" w15:restartNumberingAfterBreak="0">
+  <w:abstractNum w:abstractNumId="11" w15:restartNumberingAfterBreak="0">
     <w:nsid w:val="2A6762F9"/>
     <w:multiLevelType w:val="multilevel"/>
     <w:tmpl w:val="8092EE28"/>
@@ -11769,7 +12365,7 @@
       </w:rPr>
     </w:lvl>
   </w:abstractNum>
-  <w:abstractNum w:abstractNumId="11" w15:restartNumberingAfterBreak="0">
+  <w:abstractNum w:abstractNumId="12" w15:restartNumberingAfterBreak="0">
     <w:nsid w:val="2D777A6E"/>
     <w:multiLevelType w:val="multilevel"/>
     <w:tmpl w:val="5A60A6D6"/>
@@ -11882,7 +12478,7 @@
       </w:rPr>
     </w:lvl>
   </w:abstractNum>
-  <w:abstractNum w:abstractNumId="12" w15:restartNumberingAfterBreak="0">
+  <w:abstractNum w:abstractNumId="13" w15:restartNumberingAfterBreak="0">
     <w:nsid w:val="2E3E3A3F"/>
     <w:multiLevelType w:val="multilevel"/>
     <w:tmpl w:val="743A679C"/>
@@ -12031,7 +12627,7 @@
       </w:rPr>
     </w:lvl>
   </w:abstractNum>
-  <w:abstractNum w:abstractNumId="13" w15:restartNumberingAfterBreak="0">
+  <w:abstractNum w:abstractNumId="14" w15:restartNumberingAfterBreak="0">
     <w:nsid w:val="32760A43"/>
     <w:multiLevelType w:val="multilevel"/>
     <w:tmpl w:val="BA5AB338"/>
@@ -12144,7 +12740,7 @@
       </w:rPr>
     </w:lvl>
   </w:abstractNum>
-  <w:abstractNum w:abstractNumId="14" w15:restartNumberingAfterBreak="0">
+  <w:abstractNum w:abstractNumId="15" w15:restartNumberingAfterBreak="0">
     <w:nsid w:val="3E83592E"/>
     <w:multiLevelType w:val="multilevel"/>
     <w:tmpl w:val="05B2F0DA"/>
@@ -12257,7 +12853,7 @@
       </w:rPr>
     </w:lvl>
   </w:abstractNum>
-  <w:abstractNum w:abstractNumId="15" w15:restartNumberingAfterBreak="0">
+  <w:abstractNum w:abstractNumId="16" w15:restartNumberingAfterBreak="0">
     <w:nsid w:val="48F06D02"/>
     <w:multiLevelType w:val="multilevel"/>
     <w:tmpl w:val="6E7056C6"/>
@@ -12370,7 +12966,7 @@
       </w:rPr>
     </w:lvl>
   </w:abstractNum>
-  <w:abstractNum w:abstractNumId="16" w15:restartNumberingAfterBreak="0">
+  <w:abstractNum w:abstractNumId="17" w15:restartNumberingAfterBreak="0">
     <w:nsid w:val="4E7E75D9"/>
     <w:multiLevelType w:val="multilevel"/>
     <w:tmpl w:val="8B1AE296"/>
@@ -12483,7 +13079,7 @@
       </w:rPr>
     </w:lvl>
   </w:abstractNum>
-  <w:abstractNum w:abstractNumId="17" w15:restartNumberingAfterBreak="0">
+  <w:abstractNum w:abstractNumId="18" w15:restartNumberingAfterBreak="0">
     <w:nsid w:val="4EE31992"/>
     <w:multiLevelType w:val="multilevel"/>
     <w:tmpl w:val="4510CAEE"/>
@@ -12596,7 +13192,7 @@
       </w:rPr>
     </w:lvl>
   </w:abstractNum>
-  <w:abstractNum w:abstractNumId="18" w15:restartNumberingAfterBreak="0">
+  <w:abstractNum w:abstractNumId="19" w15:restartNumberingAfterBreak="0">
     <w:nsid w:val="51D4721A"/>
     <w:multiLevelType w:val="multilevel"/>
     <w:tmpl w:val="29668E8A"/>
@@ -12727,7 +13323,7 @@
       </w:rPr>
     </w:lvl>
   </w:abstractNum>
-  <w:abstractNum w:abstractNumId="19" w15:restartNumberingAfterBreak="0">
+  <w:abstractNum w:abstractNumId="20" w15:restartNumberingAfterBreak="0">
     <w:nsid w:val="5A912E86"/>
     <w:multiLevelType w:val="multilevel"/>
     <w:tmpl w:val="19CAA4D6"/>
@@ -12840,7 +13436,120 @@
       </w:rPr>
     </w:lvl>
   </w:abstractNum>
-  <w:abstractNum w:abstractNumId="20" w15:restartNumberingAfterBreak="0">
+  <w:abstractNum w:abstractNumId="21" w15:restartNumberingAfterBreak="0">
+    <w:nsid w:val="5FBB4122"/>
+    <w:multiLevelType w:val="hybridMultilevel"/>
+    <w:tmpl w:val="A3AA5C62"/>
+    <w:lvl w:ilvl="0" w:tplc="EB2695AE">
+      <w:start w:val="1"/>
+      <w:numFmt w:val="bullet"/>
+      <w:lvlText w:val=""/>
+      <w:lvlJc w:val="left"/>
+      <w:pPr>
+        <w:ind w:left="720" w:hanging="360"/>
+      </w:pPr>
+      <w:rPr>
+        <w:rFonts w:ascii="Wingdings" w:eastAsia="Malgun Gothic" w:hAnsi="Wingdings" w:cs="Times New Roman" w:hint="default"/>
+      </w:rPr>
+    </w:lvl>
+    <w:lvl w:ilvl="1" w:tplc="0C0A0003" w:tentative="1">
+      <w:start w:val="1"/>
+      <w:numFmt w:val="bullet"/>
+      <w:lvlText w:val="o"/>
+      <w:lvlJc w:val="left"/>
+      <w:pPr>
+        <w:ind w:left="1440" w:hanging="360"/>
+      </w:pPr>
+      <w:rPr>
+        <w:rFonts w:ascii="Courier New" w:hAnsi="Courier New" w:cs="Courier New" w:hint="default"/>
+      </w:rPr>
+    </w:lvl>
+    <w:lvl w:ilvl="2" w:tplc="0C0A0005" w:tentative="1">
+      <w:start w:val="1"/>
+      <w:numFmt w:val="bullet"/>
+      <w:lvlText w:val=""/>
+      <w:lvlJc w:val="left"/>
+      <w:pPr>
+        <w:ind w:left="2160" w:hanging="360"/>
+      </w:pPr>
+      <w:rPr>
+        <w:rFonts w:ascii="Wingdings" w:hAnsi="Wingdings" w:hint="default"/>
+      </w:rPr>
+    </w:lvl>
+    <w:lvl w:ilvl="3" w:tplc="0C0A0001" w:tentative="1">
+      <w:start w:val="1"/>
+      <w:numFmt w:val="bullet"/>
+      <w:lvlText w:val=""/>
+      <w:lvlJc w:val="left"/>
+      <w:pPr>
+        <w:ind w:left="2880" w:hanging="360"/>
+      </w:pPr>
+      <w:rPr>
+        <w:rFonts w:ascii="Symbol" w:hAnsi="Symbol" w:hint="default"/>
+      </w:rPr>
+    </w:lvl>
+    <w:lvl w:ilvl="4" w:tplc="0C0A0003" w:tentative="1">
+      <w:start w:val="1"/>
+      <w:numFmt w:val="bullet"/>
+      <w:lvlText w:val="o"/>
+      <w:lvlJc w:val="left"/>
+      <w:pPr>
+        <w:ind w:left="3600" w:hanging="360"/>
+      </w:pPr>
+      <w:rPr>
+        <w:rFonts w:ascii="Courier New" w:hAnsi="Courier New" w:cs="Courier New" w:hint="default"/>
+      </w:rPr>
+    </w:lvl>
+    <w:lvl w:ilvl="5" w:tplc="0C0A0005" w:tentative="1">
+      <w:start w:val="1"/>
+      <w:numFmt w:val="bullet"/>
+      <w:lvlText w:val=""/>
+      <w:lvlJc w:val="left"/>
+      <w:pPr>
+        <w:ind w:left="4320" w:hanging="360"/>
+      </w:pPr>
+      <w:rPr>
+        <w:rFonts w:ascii="Wingdings" w:hAnsi="Wingdings" w:hint="default"/>
+      </w:rPr>
+    </w:lvl>
+    <w:lvl w:ilvl="6" w:tplc="0C0A0001" w:tentative="1">
+      <w:start w:val="1"/>
+      <w:numFmt w:val="bullet"/>
+      <w:lvlText w:val=""/>
+      <w:lvlJc w:val="left"/>
+      <w:pPr>
+        <w:ind w:left="5040" w:hanging="360"/>
+      </w:pPr>
+      <w:rPr>
+        <w:rFonts w:ascii="Symbol" w:hAnsi="Symbol" w:hint="default"/>
+      </w:rPr>
+    </w:lvl>
+    <w:lvl w:ilvl="7" w:tplc="0C0A0003" w:tentative="1">
+      <w:start w:val="1"/>
+      <w:numFmt w:val="bullet"/>
+      <w:lvlText w:val="o"/>
+      <w:lvlJc w:val="left"/>
+      <w:pPr>
+        <w:ind w:left="5760" w:hanging="360"/>
+      </w:pPr>
+      <w:rPr>
+        <w:rFonts w:ascii="Courier New" w:hAnsi="Courier New" w:cs="Courier New" w:hint="default"/>
+      </w:rPr>
+    </w:lvl>
+    <w:lvl w:ilvl="8" w:tplc="0C0A0005" w:tentative="1">
+      <w:start w:val="1"/>
+      <w:numFmt w:val="bullet"/>
+      <w:lvlText w:val=""/>
+      <w:lvlJc w:val="left"/>
+      <w:pPr>
+        <w:ind w:left="6480" w:hanging="360"/>
+      </w:pPr>
+      <w:rPr>
+        <w:rFonts w:ascii="Wingdings" w:hAnsi="Wingdings" w:hint="default"/>
+      </w:rPr>
+    </w:lvl>
+  </w:abstractNum>
+  <w:abstractNum w:abstractNumId="22" w15:restartNumberingAfterBreak="0">
     <w:nsid w:val="607C4B5F"/>
     <w:multiLevelType w:val="multilevel"/>
     <w:tmpl w:val="8160C990"/>
@@ -12971,7 +13680,7 @@
       </w:rPr>
     </w:lvl>
   </w:abstractNum>
-  <w:abstractNum w:abstractNumId="21" w15:restartNumberingAfterBreak="0">
+  <w:abstractNum w:abstractNumId="23" w15:restartNumberingAfterBreak="0">
     <w:nsid w:val="64F30045"/>
     <w:multiLevelType w:val="multilevel"/>
     <w:tmpl w:val="EC08AA7E"/>
@@ -13057,7 +13766,7 @@
       </w:pPr>
     </w:lvl>
   </w:abstractNum>
-  <w:abstractNum w:abstractNumId="22" w15:restartNumberingAfterBreak="0">
+  <w:abstractNum w:abstractNumId="24" w15:restartNumberingAfterBreak="0">
     <w:nsid w:val="6695269A"/>
     <w:multiLevelType w:val="multilevel"/>
     <w:tmpl w:val="1F485BC8"/>
@@ -13143,7 +13852,7 @@
       </w:pPr>
     </w:lvl>
   </w:abstractNum>
-  <w:abstractNum w:abstractNumId="23" w15:restartNumberingAfterBreak="0">
+  <w:abstractNum w:abstractNumId="25" w15:restartNumberingAfterBreak="0">
     <w:nsid w:val="714B1A5D"/>
     <w:multiLevelType w:val="multilevel"/>
     <w:tmpl w:val="51C42784"/>
@@ -13269,7 +13978,7 @@
       </w:rPr>
     </w:lvl>
   </w:abstractNum>
-  <w:abstractNum w:abstractNumId="24" w15:restartNumberingAfterBreak="0">
+  <w:abstractNum w:abstractNumId="26" w15:restartNumberingAfterBreak="0">
     <w:nsid w:val="781930E3"/>
     <w:multiLevelType w:val="multilevel"/>
     <w:tmpl w:val="662C0DCC"/>
@@ -13356,79 +14065,85 @@
     </w:lvl>
   </w:abstractNum>
   <w:num w:numId="1" w16cid:durableId="2053577537">
+    <w:abstractNumId w:val="23"/>
+  </w:num>
+  <w:num w:numId="2" w16cid:durableId="378213860">
+    <w:abstractNumId w:val="9"/>
+  </w:num>
+  <w:num w:numId="3" w16cid:durableId="1539925918">
+    <w:abstractNumId w:val="12"/>
+  </w:num>
+  <w:num w:numId="4" w16cid:durableId="1105224170">
+    <w:abstractNumId w:val="25"/>
+  </w:num>
+  <w:num w:numId="5" w16cid:durableId="1571647411">
+    <w:abstractNumId w:val="10"/>
+  </w:num>
+  <w:num w:numId="6" w16cid:durableId="876814839">
+    <w:abstractNumId w:val="26"/>
+  </w:num>
+  <w:num w:numId="7" w16cid:durableId="2122452836">
+    <w:abstractNumId w:val="22"/>
+  </w:num>
+  <w:num w:numId="8" w16cid:durableId="374356352">
+    <w:abstractNumId w:val="8"/>
+  </w:num>
+  <w:num w:numId="9" w16cid:durableId="421485984">
+    <w:abstractNumId w:val="6"/>
+  </w:num>
+  <w:num w:numId="10" w16cid:durableId="1585531433">
+    <w:abstractNumId w:val="24"/>
+  </w:num>
+  <w:num w:numId="11" w16cid:durableId="1437749823">
+    <w:abstractNumId w:val="14"/>
+  </w:num>
+  <w:num w:numId="12" w16cid:durableId="1071853056">
+    <w:abstractNumId w:val="1"/>
+  </w:num>
+  <w:num w:numId="13" w16cid:durableId="790245048">
+    <w:abstractNumId w:val="18"/>
+  </w:num>
+  <w:num w:numId="14" w16cid:durableId="1048727426">
+    <w:abstractNumId w:val="20"/>
+  </w:num>
+  <w:num w:numId="15" w16cid:durableId="991645097">
+    <w:abstractNumId w:val="5"/>
+  </w:num>
+  <w:num w:numId="16" w16cid:durableId="1183711721">
+    <w:abstractNumId w:val="4"/>
+  </w:num>
+  <w:num w:numId="17" w16cid:durableId="719020331">
+    <w:abstractNumId w:val="7"/>
+  </w:num>
+  <w:num w:numId="18" w16cid:durableId="843206741">
+    <w:abstractNumId w:val="11"/>
+  </w:num>
+  <w:num w:numId="19" w16cid:durableId="802967968">
+    <w:abstractNumId w:val="2"/>
+  </w:num>
+  <w:num w:numId="20" w16cid:durableId="1228564448">
+    <w:abstractNumId w:val="16"/>
+  </w:num>
+  <w:num w:numId="21" w16cid:durableId="583687969">
+    <w:abstractNumId w:val="15"/>
+  </w:num>
+  <w:num w:numId="22" w16cid:durableId="157814542">
+    <w:abstractNumId w:val="17"/>
+  </w:num>
+  <w:num w:numId="23" w16cid:durableId="1071654305">
+    <w:abstractNumId w:val="3"/>
+  </w:num>
+  <w:num w:numId="24" w16cid:durableId="1957174611">
+    <w:abstractNumId w:val="19"/>
+  </w:num>
+  <w:num w:numId="25" w16cid:durableId="291063176">
+    <w:abstractNumId w:val="13"/>
+  </w:num>
+  <w:num w:numId="26" w16cid:durableId="1002897600">
     <w:abstractNumId w:val="21"/>
   </w:num>
-  <w:num w:numId="2" w16cid:durableId="378213860">
-    <w:abstractNumId w:val="8"/>
-  </w:num>
-  <w:num w:numId="3" w16cid:durableId="1539925918">
-    <w:abstractNumId w:val="11"/>
-  </w:num>
-  <w:num w:numId="4" w16cid:durableId="1105224170">
-    <w:abstractNumId w:val="23"/>
-  </w:num>
-  <w:num w:numId="5" w16cid:durableId="1571647411">
-    <w:abstractNumId w:val="9"/>
-  </w:num>
-  <w:num w:numId="6" w16cid:durableId="876814839">
-    <w:abstractNumId w:val="24"/>
-  </w:num>
-  <w:num w:numId="7" w16cid:durableId="2122452836">
-    <w:abstractNumId w:val="20"/>
-  </w:num>
-  <w:num w:numId="8" w16cid:durableId="374356352">
-    <w:abstractNumId w:val="7"/>
-  </w:num>
-  <w:num w:numId="9" w16cid:durableId="421485984">
-    <w:abstractNumId w:val="5"/>
-  </w:num>
-  <w:num w:numId="10" w16cid:durableId="1585531433">
-    <w:abstractNumId w:val="22"/>
-  </w:num>
-  <w:num w:numId="11" w16cid:durableId="1437749823">
-    <w:abstractNumId w:val="13"/>
-  </w:num>
-  <w:num w:numId="12" w16cid:durableId="1071853056">
+  <w:num w:numId="27" w16cid:durableId="621771388">
     <w:abstractNumId w:val="0"/>
-  </w:num>
-  <w:num w:numId="13" w16cid:durableId="790245048">
-    <w:abstractNumId w:val="17"/>
-  </w:num>
-  <w:num w:numId="14" w16cid:durableId="1048727426">
-    <w:abstractNumId w:val="19"/>
-  </w:num>
-  <w:num w:numId="15" w16cid:durableId="991645097">
-    <w:abstractNumId w:val="4"/>
-  </w:num>
-  <w:num w:numId="16" w16cid:durableId="1183711721">
-    <w:abstractNumId w:val="3"/>
-  </w:num>
-  <w:num w:numId="17" w16cid:durableId="719020331">
-    <w:abstractNumId w:val="6"/>
-  </w:num>
-  <w:num w:numId="18" w16cid:durableId="843206741">
-    <w:abstractNumId w:val="10"/>
-  </w:num>
-  <w:num w:numId="19" w16cid:durableId="802967968">
-    <w:abstractNumId w:val="1"/>
-  </w:num>
-  <w:num w:numId="20" w16cid:durableId="1228564448">
-    <w:abstractNumId w:val="15"/>
-  </w:num>
-  <w:num w:numId="21" w16cid:durableId="583687969">
-    <w:abstractNumId w:val="14"/>
-  </w:num>
-  <w:num w:numId="22" w16cid:durableId="157814542">
-    <w:abstractNumId w:val="16"/>
-  </w:num>
-  <w:num w:numId="23" w16cid:durableId="1071654305">
-    <w:abstractNumId w:val="2"/>
-  </w:num>
-  <w:num w:numId="24" w16cid:durableId="1957174611">
-    <w:abstractNumId w:val="18"/>
-  </w:num>
-  <w:num w:numId="25" w16cid:durableId="291063176">
-    <w:abstractNumId w:val="12"/>
   </w:num>
 </w:numbering>
 </file>
@@ -13945,6 +14660,7 @@
   <w:style w:type="character" w:default="1" w:styleId="Fuentedeprrafopredeter">
     <w:name w:val="Default Paragraph Font"/>
     <w:uiPriority w:val="1"/>
+    <w:semiHidden/>
     <w:unhideWhenUsed/>
   </w:style>
   <w:style w:type="table" w:default="1" w:styleId="Tablanormal">
@@ -14803,28 +15519,28 @@
 </file>
 
 <file path=customXml/item1.xml><?xml version="1.0" encoding="utf-8"?>
+<b:Sources xmlns:b="http://schemas.openxmlformats.org/officeDocument/2006/bibliography" xmlns="http://schemas.openxmlformats.org/officeDocument/2006/bibliography" SelectedStyle="\APASixthEditionOfficeOnline.xsl" StyleName="APA" Version="6"/>
+</file>
+
+<file path=customXml/item2.xml><?xml version="1.0" encoding="utf-8"?>
 <go:gDocsCustomXmlDataStorage xmlns:go="http://customooxmlschemas.google.com/" xmlns:r="http://schemas.openxmlformats.org/officeDocument/2006/relationships">
   <go:docsCustomData xmlns:go="http://customooxmlschemas.google.com/" roundtripDataSignature="AMtx7mhp6iZhk40vFPQNev4u4VGzEwDCSw==">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</go:docsCustomData>
 </go:gDocsCustomXmlDataStorage>
 </file>
 
-<file path=customXml/item2.xml><?xml version="1.0" encoding="utf-8"?>
-<b:Sources xmlns:b="http://schemas.openxmlformats.org/officeDocument/2006/bibliography" xmlns="http://schemas.openxmlformats.org/officeDocument/2006/bibliography" SelectedStyle="\APASixthEditionOfficeOnline.xsl" StyleName="APA" Version="6"/>
+<file path=customXml/itemProps1.xml><?xml version="1.0" encoding="utf-8"?>
+<ds:datastoreItem xmlns:ds="http://schemas.openxmlformats.org/officeDocument/2006/customXml" ds:itemID="{37F501B1-6923-4942-B52A-BE8A399E00F3}">
+  <ds:schemaRefs>
+    <ds:schemaRef ds:uri="http://schemas.openxmlformats.org/officeDocument/2006/bibliography"/>
+  </ds:schemaRefs>
+</ds:datastoreItem>
 </file>
 
-<file path=customXml/itemProps1.xml><?xml version="1.0" encoding="utf-8"?>
+<file path=customXml/itemProps2.xml><?xml version="1.0" encoding="utf-8"?>
 <ds:datastoreItem xmlns:ds="http://schemas.openxmlformats.org/officeDocument/2006/customXml" ds:itemID="{11111111-1234-1234-1234-123412341234}">
   <ds:schemaRefs>
     <ds:schemaRef ds:uri="http://customooxmlschemas.google.com/"/>
     <ds:schemaRef ds:uri="http://schemas.openxmlformats.org/officeDocument/2006/relationships"/>
   </ds:schemaRefs>
 </ds:datastoreItem>
-</file>
-
-<file path=customXml/itemProps2.xml><?xml version="1.0" encoding="utf-8"?>
-<ds:datastoreItem xmlns:ds="http://schemas.openxmlformats.org/officeDocument/2006/customXml" ds:itemID="{37F501B1-6923-4942-B52A-BE8A399E00F3}">
-  <ds:schemaRefs>
-    <ds:schemaRef ds:uri="http://schemas.openxmlformats.org/officeDocument/2006/bibliography"/>
-  </ds:schemaRefs>
-</ds:datastoreItem>
 </file>
--- a/Memoria IA (ingles).docx
+++ b/Memoria IA (ingles).docx
@@ -5813,6 +5813,70 @@
                 </w:rPr>
               </w:pPr>
               <w:r>
+                <w:rPr>
+                  <w:rFonts w:ascii="SamsungOne-400" w:hAnsi="SamsungOne-400" w:cs="Times New Roman"/>
+                  <w:color w:val="000000" w:themeColor="text1" w:themeShade="BF"/>
+                  <w:szCs w:val="20"/>
+                  <w:lang w:val="es-ES"/>
+                </w:rPr>
+                <w:drawing>
+                  <wp:anchor distT="0" distB="0" distL="114300" distR="114300" simplePos="0" relativeHeight="251672576" behindDoc="0" locked="0" layoutInCell="1" allowOverlap="1" wp14:anchorId="7E169029" wp14:editId="350125D7">
+                    <wp:simplePos x="0" y="0"/>
+                    <wp:positionH relativeFrom="margin">
+                      <wp:align>center</wp:align>
+                    </wp:positionH>
+                    <wp:positionV relativeFrom="paragraph">
+                      <wp:posOffset>596900</wp:posOffset>
+                    </wp:positionV>
+                    <wp:extent cx="6127458" cy="1798320"/>
+                    <wp:effectExtent l="0" t="0" r="6985" b="0"/>
+                    <wp:wrapSquare wrapText="bothSides"/>
+                    <wp:docPr id="656404762" name="Imagen 9"/>
+                    <wp:cNvGraphicFramePr>
+                      <a:graphicFrameLocks xmlns:a="http://schemas.openxmlformats.org/drawingml/2006/main" noChangeAspect="1"/>
+                    </wp:cNvGraphicFramePr>
+                    <a:graphic xmlns:a="http://schemas.openxmlformats.org/drawingml/2006/main">
+                      <a:graphicData uri="http://schemas.openxmlformats.org/drawingml/2006/picture">
+                        <pic:pic xmlns:pic="http://schemas.openxmlformats.org/drawingml/2006/picture">
+                          <pic:nvPicPr>
+                            <pic:cNvPr id="0" name="Picture 6"/>
+                            <pic:cNvPicPr>
+                              <a:picLocks noChangeAspect="1" noChangeArrowheads="1"/>
+                            </pic:cNvPicPr>
+                          </pic:nvPicPr>
+                          <pic:blipFill>
+                            <a:blip r:embed="rId9">
+                              <a:extLst>
+                                <a:ext uri="{28A0092B-C50C-407E-A947-70E740481C1C}">
+                                  <a14:useLocalDpi xmlns:a14="http://schemas.microsoft.com/office/drawing/2010/main" val="0"/>
+                                </a:ext>
+                              </a:extLst>
+                            </a:blip>
+                            <a:srcRect/>
+                            <a:stretch>
+                              <a:fillRect/>
+                            </a:stretch>
+                          </pic:blipFill>
+                          <pic:spPr bwMode="auto">
+                            <a:xfrm>
+                              <a:off x="0" y="0"/>
+                              <a:ext cx="6127458" cy="1798320"/>
+                            </a:xfrm>
+                            <a:prstGeom prst="rect">
+                              <a:avLst/>
+                            </a:prstGeom>
+                            <a:noFill/>
+                            <a:ln>
+                              <a:noFill/>
+                            </a:ln>
+                          </pic:spPr>
+                        </pic:pic>
+                      </a:graphicData>
+                    </a:graphic>
+                  </wp:anchor>
+                </w:drawing>
+              </w:r>
+              <w:r>
                 <w:t>The complete workflow followed during the development of the project is represented in a more visual and schematic way in the following diagram</w:t>
               </w:r>
               <w:r>
@@ -5838,358 +5902,11 @@
                 <w:jc w:val="left"/>
                 <w:rPr>
                   <w:rFonts w:ascii="SamsungOne-400" w:hAnsi="SamsungOne-400" w:cs="Times New Roman"/>
-                  <w:b/>
-                  <w:bCs/>
-                  <w:i/>
-                  <w:iCs/>
                   <w:color w:val="000000" w:themeColor="text1" w:themeShade="BF"/>
                   <w:szCs w:val="20"/>
+                  <w:lang w:val="es-ES"/>
                 </w:rPr>
               </w:pPr>
-              <w:r>
-                <w:rPr>
-                  <w:rFonts w:ascii="SamsungOne-400" w:hAnsi="SamsungOne-400" w:cs="Times New Roman"/>
-                  <w:b/>
-                  <w:bCs/>
-                  <w:i/>
-                  <w:iCs/>
-                  <w:color w:val="000000" w:themeColor="text1" w:themeShade="BF"/>
-                  <w:szCs w:val="20"/>
-                </w:rPr>
-                <w:t>Dataset Acquisitio</w:t>
-              </w:r>
-              <w:r>
-                <w:rPr>
-                  <w:rFonts w:ascii="SamsungOne-400" w:hAnsi="SamsungOne-400" w:cs="Times New Roman"/>
-                  <w:b/>
-                  <w:bCs/>
-                  <w:i/>
-                  <w:iCs/>
-                  <w:color w:val="000000" w:themeColor="text1" w:themeShade="BF"/>
-                  <w:szCs w:val="20"/>
-                </w:rPr>
-                <w:t xml:space="preserve">n  </w:t>
-              </w:r>
-              <w:r>
-                <w:rPr>
-                  <w:rFonts w:ascii="SamsungOne-400" w:hAnsi="SamsungOne-400" w:cs="Times New Roman"/>
-                  <w:b/>
-                  <w:bCs/>
-                  <w:i/>
-                  <w:iCs/>
-                  <w:color w:val="000000" w:themeColor="text1" w:themeShade="BF"/>
-                  <w:szCs w:val="20"/>
-                </w:rPr>
-                <w:sym w:font="Wingdings" w:char="F0E0"/>
-              </w:r>
-              <w:r>
-                <w:rPr>
-                  <w:rFonts w:ascii="SamsungOne-400" w:hAnsi="SamsungOne-400" w:cs="Times New Roman"/>
-                  <w:b/>
-                  <w:bCs/>
-                  <w:i/>
-                  <w:iCs/>
-                  <w:color w:val="000000" w:themeColor="text1" w:themeShade="BF"/>
-                  <w:szCs w:val="20"/>
-                </w:rPr>
-                <w:t xml:space="preserve">   </w:t>
-              </w:r>
-              <w:r>
-                <w:rPr>
-                  <w:rFonts w:ascii="SamsungOne-400" w:hAnsi="SamsungOne-400" w:cs="Times New Roman"/>
-                  <w:b/>
-                  <w:bCs/>
-                  <w:i/>
-                  <w:iCs/>
-                  <w:color w:val="000000" w:themeColor="text1" w:themeShade="BF"/>
-                  <w:szCs w:val="20"/>
-                </w:rPr>
-                <w:t>Exploratory Data Analysis</w:t>
-              </w:r>
-              <w:r>
-                <w:rPr>
-                  <w:rFonts w:ascii="SamsungOne-400" w:hAnsi="SamsungOne-400" w:cs="Times New Roman"/>
-                  <w:b/>
-                  <w:bCs/>
-                  <w:i/>
-                  <w:iCs/>
-                  <w:color w:val="000000" w:themeColor="text1" w:themeShade="BF"/>
-                  <w:szCs w:val="20"/>
-                </w:rPr>
-                <w:t xml:space="preserve"> </w:t>
-              </w:r>
-              <w:r>
-                <w:rPr>
-                  <w:rFonts w:ascii="SamsungOne-400" w:hAnsi="SamsungOne-400" w:cs="Times New Roman"/>
-                  <w:b/>
-                  <w:bCs/>
-                  <w:i/>
-                  <w:iCs/>
-                  <w:color w:val="000000" w:themeColor="text1" w:themeShade="BF"/>
-                  <w:szCs w:val="20"/>
-                </w:rPr>
-                <w:sym w:font="Wingdings" w:char="F0E0"/>
-              </w:r>
-              <w:r>
-                <w:rPr>
-                  <w:rFonts w:ascii="SamsungOne-400" w:hAnsi="SamsungOne-400" w:cs="Times New Roman"/>
-                  <w:b/>
-                  <w:bCs/>
-                  <w:i/>
-                  <w:iCs/>
-                  <w:color w:val="000000" w:themeColor="text1" w:themeShade="BF"/>
-                  <w:szCs w:val="20"/>
-                </w:rPr>
-                <w:t xml:space="preserve">  </w:t>
-              </w:r>
-              <w:r>
-                <w:rPr>
-                  <w:rFonts w:ascii="SamsungOne-400" w:hAnsi="SamsungOne-400" w:cs="Times New Roman"/>
-                  <w:b/>
-                  <w:bCs/>
-                  <w:i/>
-                  <w:iCs/>
-                  <w:color w:val="000000" w:themeColor="text1" w:themeShade="BF"/>
-                  <w:szCs w:val="20"/>
-                </w:rPr>
-                <w:t>Data Preprocessing</w:t>
-              </w:r>
-              <w:r>
-                <w:rPr>
-                  <w:rFonts w:ascii="SamsungOne-400" w:hAnsi="SamsungOne-400" w:cs="Times New Roman"/>
-                  <w:b/>
-                  <w:bCs/>
-                  <w:i/>
-                  <w:iCs/>
-                  <w:color w:val="000000" w:themeColor="text1" w:themeShade="BF"/>
-                  <w:szCs w:val="20"/>
-                </w:rPr>
-                <w:t xml:space="preserve">  </w:t>
-              </w:r>
-              <w:r>
-                <w:rPr>
-                  <w:rFonts w:ascii="SamsungOne-400" w:hAnsi="SamsungOne-400" w:cs="Times New Roman"/>
-                  <w:b/>
-                  <w:bCs/>
-                  <w:i/>
-                  <w:iCs/>
-                  <w:color w:val="000000" w:themeColor="text1" w:themeShade="BF"/>
-                  <w:szCs w:val="20"/>
-                </w:rPr>
-                <w:sym w:font="Wingdings" w:char="F0E0"/>
-              </w:r>
-              <w:r>
-                <w:rPr>
-                  <w:rFonts w:ascii="SamsungOne-400" w:hAnsi="SamsungOne-400" w:cs="Times New Roman"/>
-                  <w:b/>
-                  <w:bCs/>
-                  <w:i/>
-                  <w:iCs/>
-                  <w:color w:val="000000" w:themeColor="text1" w:themeShade="BF"/>
-                  <w:szCs w:val="20"/>
-                </w:rPr>
-                <w:t xml:space="preserve">  </w:t>
-              </w:r>
-              <w:r>
-                <w:rPr>
-                  <w:rFonts w:ascii="SamsungOne-400" w:hAnsi="SamsungOne-400" w:cs="Times New Roman"/>
-                  <w:b/>
-                  <w:bCs/>
-                  <w:i/>
-                  <w:iCs/>
-                  <w:color w:val="000000" w:themeColor="text1" w:themeShade="BF"/>
-                  <w:szCs w:val="20"/>
-                </w:rPr>
-                <w:t>Training Experiments</w:t>
-              </w:r>
-              <w:r>
-                <w:rPr>
-                  <w:rFonts w:ascii="SamsungOne-400" w:hAnsi="SamsungOne-400" w:cs="Times New Roman"/>
-                  <w:b/>
-                  <w:bCs/>
-                  <w:i/>
-                  <w:iCs/>
-                  <w:color w:val="000000" w:themeColor="text1" w:themeShade="BF"/>
-                  <w:szCs w:val="20"/>
-                </w:rPr>
-                <w:t xml:space="preserve"> </w:t>
-              </w:r>
-              <w:r>
-                <w:rPr>
-                  <w:rFonts w:ascii="SamsungOne-400" w:hAnsi="SamsungOne-400" w:cs="Times New Roman"/>
-                  <w:b/>
-                  <w:bCs/>
-                  <w:i/>
-                  <w:iCs/>
-                  <w:color w:val="000000" w:themeColor="text1" w:themeShade="BF"/>
-                  <w:szCs w:val="20"/>
-                </w:rPr>
-                <w:sym w:font="Wingdings" w:char="F0E0"/>
-              </w:r>
-            </w:p>
-            <w:p>
-              <w:pPr>
-                <w:widowControl/>
-                <w:jc w:val="left"/>
-                <w:rPr>
-                  <w:rFonts w:ascii="SamsungOne-400" w:hAnsi="SamsungOne-400" w:cs="Times New Roman"/>
-                  <w:b/>
-                  <w:bCs/>
-                  <w:i/>
-                  <w:iCs/>
-                  <w:color w:val="000000" w:themeColor="text1" w:themeShade="BF"/>
-                  <w:szCs w:val="20"/>
-                </w:rPr>
-              </w:pPr>
-            </w:p>
-            <w:p>
-              <w:pPr>
-                <w:widowControl/>
-                <w:ind w:leftChars="213" w:left="427" w:hanging="1"/>
-                <w:jc w:val="center"/>
-                <w:rPr>
-                  <w:rFonts w:ascii="SamsungOne-400" w:hAnsi="SamsungOne-400" w:cs="Times New Roman"/>
-                  <w:b/>
-                  <w:bCs/>
-                  <w:i/>
-                  <w:iCs/>
-                  <w:color w:val="000000" w:themeColor="text1" w:themeShade="BF"/>
-                  <w:szCs w:val="20"/>
-                  <w:highlight w:val="yellow"/>
-                </w:rPr>
-              </w:pPr>
-              <w:r>
-                <w:rPr>
-                  <w:rFonts w:ascii="SamsungOne-400" w:hAnsi="SamsungOne-400" w:cs="Times New Roman"/>
-                  <w:b/>
-                  <w:bCs/>
-                  <w:i/>
-                  <w:iCs/>
-                  <w:color w:val="000000" w:themeColor="text1" w:themeShade="BF"/>
-                  <w:szCs w:val="20"/>
-                </w:rPr>
-                <w:sym w:font="Wingdings" w:char="F0E0"/>
-              </w:r>
-              <w:r>
-                <w:rPr>
-                  <w:rFonts w:ascii="SamsungOne-400" w:hAnsi="SamsungOne-400" w:cs="Times New Roman"/>
-                  <w:b/>
-                  <w:bCs/>
-                  <w:i/>
-                  <w:iCs/>
-                  <w:color w:val="000000" w:themeColor="text1" w:themeShade="BF"/>
-                  <w:szCs w:val="20"/>
-                </w:rPr>
-                <w:t xml:space="preserve">  </w:t>
-              </w:r>
-              <w:r>
-                <w:rPr>
-                  <w:rFonts w:ascii="SamsungOne-400" w:hAnsi="SamsungOne-400" w:cs="Times New Roman"/>
-                  <w:b/>
-                  <w:bCs/>
-                  <w:i/>
-                  <w:iCs/>
-                  <w:color w:val="000000" w:themeColor="text1" w:themeShade="BF"/>
-                  <w:szCs w:val="20"/>
-                </w:rPr>
-                <w:t>Model Comparison</w:t>
-              </w:r>
-              <w:r>
-                <w:rPr>
-                  <w:rFonts w:ascii="SamsungOne-400" w:hAnsi="SamsungOne-400" w:cs="Times New Roman"/>
-                  <w:b/>
-                  <w:bCs/>
-                  <w:i/>
-                  <w:iCs/>
-                  <w:color w:val="000000" w:themeColor="text1" w:themeShade="BF"/>
-                  <w:szCs w:val="20"/>
-                </w:rPr>
-                <w:t xml:space="preserve">  </w:t>
-              </w:r>
-              <w:r>
-                <w:rPr>
-                  <w:rFonts w:ascii="SamsungOne-400" w:hAnsi="SamsungOne-400" w:cs="Times New Roman"/>
-                  <w:b/>
-                  <w:bCs/>
-                  <w:i/>
-                  <w:iCs/>
-                  <w:color w:val="000000" w:themeColor="text1" w:themeShade="BF"/>
-                  <w:szCs w:val="20"/>
-                </w:rPr>
-                <w:sym w:font="Wingdings" w:char="F0E0"/>
-              </w:r>
-              <w:r>
-                <w:rPr>
-                  <w:rFonts w:ascii="SamsungOne-400" w:hAnsi="SamsungOne-400" w:cs="Times New Roman"/>
-                  <w:b/>
-                  <w:bCs/>
-                  <w:i/>
-                  <w:iCs/>
-                  <w:color w:val="000000" w:themeColor="text1" w:themeShade="BF"/>
-                  <w:szCs w:val="20"/>
-                </w:rPr>
-                <w:t xml:space="preserve">  </w:t>
-              </w:r>
-              <w:r>
-                <w:rPr>
-                  <w:rFonts w:ascii="SamsungOne-400" w:hAnsi="SamsungOne-400" w:cs="Times New Roman"/>
-                  <w:b/>
-                  <w:bCs/>
-                  <w:i/>
-                  <w:iCs/>
-                  <w:color w:val="000000" w:themeColor="text1" w:themeShade="BF"/>
-                  <w:szCs w:val="20"/>
-                </w:rPr>
-                <w:t>Final Model Training</w:t>
-              </w:r>
-              <w:r>
-                <w:rPr>
-                  <w:rFonts w:ascii="SamsungOne-400" w:hAnsi="SamsungOne-400" w:cs="Times New Roman"/>
-                  <w:b/>
-                  <w:bCs/>
-                  <w:i/>
-                  <w:iCs/>
-                  <w:color w:val="000000" w:themeColor="text1" w:themeShade="BF"/>
-                  <w:szCs w:val="20"/>
-                </w:rPr>
-                <w:t xml:space="preserve"> </w:t>
-              </w:r>
-              <w:r>
-                <w:rPr>
-                  <w:rFonts w:ascii="SamsungOne-400" w:hAnsi="SamsungOne-400" w:cs="Times New Roman"/>
-                  <w:b/>
-                  <w:bCs/>
-                  <w:i/>
-                  <w:iCs/>
-                  <w:color w:val="000000" w:themeColor="text1" w:themeShade="BF"/>
-                  <w:szCs w:val="20"/>
-                </w:rPr>
-                <w:sym w:font="Wingdings" w:char="F0E0"/>
-              </w:r>
-              <w:r>
-                <w:rPr>
-                  <w:rFonts w:ascii="SamsungOne-400" w:hAnsi="SamsungOne-400" w:cs="Times New Roman"/>
-                  <w:b/>
-                  <w:bCs/>
-                  <w:i/>
-                  <w:iCs/>
-                  <w:color w:val="000000" w:themeColor="text1" w:themeShade="BF"/>
-                  <w:szCs w:val="20"/>
-                </w:rPr>
-                <w:t xml:space="preserve">  </w:t>
-              </w:r>
-              <w:r>
-                <w:rPr>
-                  <w:rFonts w:ascii="SamsungOne-400" w:hAnsi="SamsungOne-400" w:cs="Times New Roman"/>
-                  <w:b/>
-                  <w:bCs/>
-                  <w:i/>
-                  <w:iCs/>
-                  <w:color w:val="000000" w:themeColor="text1" w:themeShade="BF"/>
-                  <w:szCs w:val="20"/>
-                </w:rPr>
-                <w:t>Evaluation</w:t>
-              </w:r>
             </w:p>
             <w:p>
               <w:pPr>
@@ -6238,6 +5955,7 @@
           <w:sz w:val="22"/>
           <w:szCs w:val="20"/>
         </w:rPr>
+        <w:lastRenderedPageBreak/>
         <w:t xml:space="preserve">2.4. </w:t>
       </w:r>
       <w:r>
@@ -6280,108 +5998,152 @@
             <w:p>
               <w:pPr>
                 <w:widowControl/>
-                <w:ind w:leftChars="213" w:left="427" w:hanging="1"/>
                 <w:jc w:val="left"/>
-                <w:rPr>
-                  <w:rFonts w:ascii="SamsungOne-400" w:hAnsi="SamsungOne-400" w:cs="Times New Roman"/>
-                  <w:color w:val="000000" w:themeColor="text1" w:themeShade="BF"/>
-                  <w:szCs w:val="20"/>
-                </w:rPr>
+              </w:pPr>
+              <w:r>
+                <w:t>The system proposed for this project has been designed following a sequential architecture, meaning that each stage processes the information received from the previous one and generates the input required for the next stage. This approach allows the complete process to be divided into several independent modules, making the system easier to understand and develop.</w:t>
+              </w:r>
+            </w:p>
+            <w:p>
+              <w:pPr>
+                <w:widowControl/>
+                <w:jc w:val="left"/>
               </w:pPr>
             </w:p>
             <w:p>
               <w:pPr>
                 <w:widowControl/>
-                <w:ind w:leftChars="213" w:left="427" w:hanging="1"/>
                 <w:jc w:val="left"/>
-                <w:rPr>
-                  <w:rFonts w:ascii="SamsungOne-400" w:hAnsi="SamsungOne-400" w:cs="Times New Roman"/>
-                  <w:color w:val="000000" w:themeColor="text1" w:themeShade="BF"/>
-                  <w:szCs w:val="20"/>
-                </w:rPr>
+              </w:pPr>
+              <w:r>
+                <w:t>The system begins with the input of an image from the dataset. Before being used by the model, the image goes through a preprocessing stage in which the necessary operations are performed to adapt it to the required training format, such as resizing, normalization, and label verification.</w:t>
+              </w:r>
+            </w:p>
+            <w:p>
+              <w:pPr>
+                <w:widowControl/>
+                <w:jc w:val="left"/>
               </w:pPr>
             </w:p>
             <w:p>
               <w:pPr>
                 <w:widowControl/>
-                <w:ind w:leftChars="213" w:left="427" w:hanging="1"/>
                 <w:jc w:val="left"/>
-                <w:rPr>
-                  <w:rFonts w:ascii="SamsungOne-400" w:hAnsi="SamsungOne-400" w:cs="Times New Roman"/>
-                  <w:color w:val="000000" w:themeColor="text1" w:themeShade="BF"/>
-                  <w:szCs w:val="20"/>
-                </w:rPr>
+              </w:pPr>
+              <w:r>
+                <w:t xml:space="preserve">Once the image has been prepared, it is fed into the artificial intelligence model. During the training phase, the model learns to associate the visual features extracted from the images with the corresponding country labels. After the training process has been completed, the model will be able to receive previously unseen images and predict the country they belong to </w:t>
+              </w:r>
+              <w:proofErr w:type="spellStart"/>
+              <w:r>
+                <w:t>based</w:t>
+              </w:r>
+              <w:proofErr w:type="spellEnd"/>
+              <w:r>
+                <w:t xml:space="preserve"> on the learned features.</w:t>
+              </w:r>
+            </w:p>
+            <w:p>
+              <w:pPr>
+                <w:widowControl/>
+                <w:jc w:val="left"/>
               </w:pPr>
             </w:p>
             <w:p>
               <w:pPr>
                 <w:widowControl/>
-                <w:ind w:leftChars="213" w:left="427" w:hanging="1"/>
                 <w:jc w:val="left"/>
-                <w:rPr>
-                  <w:rFonts w:ascii="SamsungOne-400" w:hAnsi="SamsungOne-400" w:cs="Times New Roman"/>
-                  <w:color w:val="000000" w:themeColor="text1" w:themeShade="BF"/>
-                  <w:szCs w:val="20"/>
-                </w:rPr>
+              </w:pPr>
+              <w:r>
+                <w:t>Finally, the prediction generated by the model will be compared with the ground truth label of the image in order to calculate the evaluation metrics used to assess the model's performance and compare the different techniques applied during the previous stages of the project.</w:t>
+              </w:r>
+            </w:p>
+            <w:p>
+              <w:pPr>
+                <w:widowControl/>
+                <w:jc w:val="left"/>
               </w:pPr>
             </w:p>
             <w:p>
               <w:pPr>
                 <w:widowControl/>
-                <w:tabs>
-                  <w:tab w:val="left" w:pos="900"/>
-                </w:tabs>
                 <w:jc w:val="left"/>
+              </w:pPr>
+              <w:r>
+                <w:t>The overall system architecture is illustrated in a more visual and schematic way in the following diagram.</w:t>
+              </w:r>
+            </w:p>
+            <w:p>
+              <w:pPr>
+                <w:widowControl/>
+                <w:jc w:val="center"/>
                 <w:rPr>
                   <w:rFonts w:ascii="SamsungOne-400" w:hAnsi="SamsungOne-400" w:cs="Times New Roman"/>
+                  <w:color w:val="000000" w:themeColor="text1" w:themeShade="BF"/>
                   <w:szCs w:val="20"/>
+                  <w:lang w:val="es-ES"/>
                 </w:rPr>
               </w:pPr>
+              <w:r>
+                <w:rPr>
+                  <w:rFonts w:ascii="SamsungOne-400" w:hAnsi="SamsungOne-400" w:cs="Times New Roman"/>
+                  <w:color w:val="000000" w:themeColor="text1" w:themeShade="BF"/>
+                  <w:szCs w:val="20"/>
+                  <w:lang w:val="es-ES"/>
+                </w:rPr>
+                <w:drawing>
+                  <wp:inline distT="0" distB="0" distL="0" distR="0" wp14:anchorId="0A7A6A58" wp14:editId="03B7004D">
+                    <wp:extent cx="2392680" cy="3782402"/>
+                    <wp:effectExtent l="0" t="0" r="7620" b="8890"/>
+                    <wp:docPr id="1421253267" name="Imagen 11"/>
+                    <wp:cNvGraphicFramePr>
+                      <a:graphicFrameLocks xmlns:a="http://schemas.openxmlformats.org/drawingml/2006/main" noChangeAspect="1"/>
+                    </wp:cNvGraphicFramePr>
+                    <a:graphic xmlns:a="http://schemas.openxmlformats.org/drawingml/2006/main">
+                      <a:graphicData uri="http://schemas.openxmlformats.org/drawingml/2006/picture">
+                        <pic:pic xmlns:pic="http://schemas.openxmlformats.org/drawingml/2006/picture">
+                          <pic:nvPicPr>
+                            <pic:cNvPr id="0" name="Picture 13"/>
+                            <pic:cNvPicPr>
+                              <a:picLocks noChangeAspect="1" noChangeArrowheads="1"/>
+                            </pic:cNvPicPr>
+                          </pic:nvPicPr>
+                          <pic:blipFill>
+                            <a:blip r:embed="rId10">
+                              <a:extLst>
+                                <a:ext uri="{28A0092B-C50C-407E-A947-70E740481C1C}">
+                                  <a14:useLocalDpi xmlns:a14="http://schemas.microsoft.com/office/drawing/2010/main" val="0"/>
+                                </a:ext>
+                              </a:extLst>
+                            </a:blip>
+                            <a:srcRect/>
+                            <a:stretch>
+                              <a:fillRect/>
+                            </a:stretch>
+                          </pic:blipFill>
+                          <pic:spPr bwMode="auto">
+                            <a:xfrm>
+                              <a:off x="0" y="0"/>
+                              <a:ext cx="2398934" cy="3792289"/>
+                            </a:xfrm>
+                            <a:prstGeom prst="rect">
+                              <a:avLst/>
+                            </a:prstGeom>
+                            <a:noFill/>
+                            <a:ln>
+                              <a:noFill/>
+                            </a:ln>
+                          </pic:spPr>
+                        </pic:pic>
+                      </a:graphicData>
+                    </a:graphic>
+                  </wp:inline>
+                </w:drawing>
+              </w:r>
             </w:p>
           </w:sdtContent>
         </w:sdt>
       </w:sdtContent>
     </w:sdt>
-    <w:p>
-      <w:pPr>
-        <w:widowControl/>
-        <w:tabs>
-          <w:tab w:val="left" w:pos="900"/>
-        </w:tabs>
-        <w:jc w:val="left"/>
-        <w:rPr>
-          <w:rFonts w:ascii="SamsungOne-400" w:hAnsi="SamsungOne-400" w:cs="Times New Roman"/>
-          <w:szCs w:val="20"/>
-        </w:rPr>
-      </w:pPr>
-    </w:p>
-    <w:p>
-      <w:pPr>
-        <w:widowControl/>
-        <w:tabs>
-          <w:tab w:val="left" w:pos="900"/>
-        </w:tabs>
-        <w:jc w:val="left"/>
-        <w:rPr>
-          <w:rFonts w:ascii="SamsungOne-400" w:hAnsi="SamsungOne-400" w:cs="Times New Roman"/>
-          <w:szCs w:val="20"/>
-        </w:rPr>
-      </w:pPr>
-    </w:p>
-    <w:p>
-      <w:pPr>
-        <w:widowControl/>
-        <w:tabs>
-          <w:tab w:val="left" w:pos="900"/>
-        </w:tabs>
-        <w:jc w:val="left"/>
-        <w:rPr>
-          <w:rFonts w:ascii="SamsungOne-400" w:hAnsi="SamsungOne-400" w:cs="Times New Roman"/>
-          <w:color w:val="000000" w:themeColor="text1" w:themeShade="BF"/>
-          <w:szCs w:val="20"/>
-        </w:rPr>
-      </w:pPr>
-    </w:p>
     <w:sdt>
       <w:sdtPr>
         <w:rPr>
@@ -9645,9 +9407,9 @@
       </w:pPr>
     </w:p>
     <w:sectPr>
-      <w:footerReference w:type="default" r:id="rId9"/>
-      <w:headerReference w:type="first" r:id="rId10"/>
-      <w:footerReference w:type="first" r:id="rId11"/>
+      <w:footerReference w:type="default" r:id="rId11"/>
+      <w:headerReference w:type="first" r:id="rId12"/>
+      <w:footerReference w:type="first" r:id="rId13"/>
       <w:pgSz w:w="11906" w:h="16838"/>
       <w:pgMar w:top="1701" w:right="1440" w:bottom="1440" w:left="1440" w:header="851" w:footer="227" w:gutter="0"/>
       <w:pgNumType w:start="1"/>
@@ -14660,7 +14422,6 @@
   <w:style w:type="character" w:default="1" w:styleId="Fuentedeprrafopredeter">
     <w:name w:val="Default Paragraph Font"/>
     <w:uiPriority w:val="1"/>
-    <w:semiHidden/>
     <w:unhideWhenUsed/>
   </w:style>
   <w:style w:type="table" w:default="1" w:styleId="Tablanormal">
@@ -15519,28 +15280,28 @@
 </file>
 
 <file path=customXml/item1.xml><?xml version="1.0" encoding="utf-8"?>
-<b:Sources xmlns:b="http://schemas.openxmlformats.org/officeDocument/2006/bibliography" xmlns="http://schemas.openxmlformats.org/officeDocument/2006/bibliography" SelectedStyle="\APASixthEditionOfficeOnline.xsl" StyleName="APA" Version="6"/>
-</file>
-
-<file path=customXml/item2.xml><?xml version="1.0" encoding="utf-8"?>
 <go:gDocsCustomXmlDataStorage xmlns:go="http://customooxmlschemas.google.com/" xmlns:r="http://schemas.openxmlformats.org/officeDocument/2006/relationships">
   <go:docsCustomData xmlns:go="http://customooxmlschemas.google.com/" roundtripDataSignature="AMtx7mhp6iZhk40vFPQNev4u4VGzEwDCSw==">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</go:docsCustomData>
 </go:gDocsCustomXmlDataStorage>
 </file>
 
-<file path=customXml/itemProps1.xml><?xml version="1.0" encoding="utf-8"?>
-<ds:datastoreItem xmlns:ds="http://schemas.openxmlformats.org/officeDocument/2006/customXml" ds:itemID="{37F501B1-6923-4942-B52A-BE8A399E00F3}">
-  <ds:schemaRefs>
-    <ds:schemaRef ds:uri="http://schemas.openxmlformats.org/officeDocument/2006/bibliography"/>
-  </ds:schemaRefs>
-</ds:datastoreItem>
+<file path=customXml/item2.xml><?xml version="1.0" encoding="utf-8"?>
+<b:Sources xmlns:b="http://schemas.openxmlformats.org/officeDocument/2006/bibliography" xmlns="http://schemas.openxmlformats.org/officeDocument/2006/bibliography" SelectedStyle="\APASixthEditionOfficeOnline.xsl" StyleName="APA" Version="6"/>
 </file>
 
-<file path=customXml/itemProps2.xml><?xml version="1.0" encoding="utf-8"?>
+<file path=customXml/itemProps1.xml><?xml version="1.0" encoding="utf-8"?>
 <ds:datastoreItem xmlns:ds="http://schemas.openxmlformats.org/officeDocument/2006/customXml" ds:itemID="{11111111-1234-1234-1234-123412341234}">
   <ds:schemaRefs>
     <ds:schemaRef ds:uri="http://customooxmlschemas.google.com/"/>
     <ds:schemaRef ds:uri="http://schemas.openxmlformats.org/officeDocument/2006/relationships"/>
   </ds:schemaRefs>
 </ds:datastoreItem>
+</file>
+
+<file path=customXml/itemProps2.xml><?xml version="1.0" encoding="utf-8"?>
+<ds:datastoreItem xmlns:ds="http://schemas.openxmlformats.org/officeDocument/2006/customXml" ds:itemID="{37F501B1-6923-4942-B52A-BE8A399E00F3}">
+  <ds:schemaRefs>
+    <ds:schemaRef ds:uri="http://schemas.openxmlformats.org/officeDocument/2006/bibliography"/>
+  </ds:schemaRefs>
+</ds:datastoreItem>
 </file>
--- a/Memoria IA (ingles).docx
+++ b/Memoria IA (ingles).docx
@@ -3217,6 +3217,7 @@
             </w:p>
           </w:sdtContent>
         </w:sdt>
+        <w:p/>
         <w:p>
           <w:r>
             <w:t>In recent years, artificial intelligence and its techniques, such as Deep Learning, have represented a major breakthrough in the field of computer vision. Thanks to these advances, it is now possible to automatically analyze all types of images within seconds and extract useful information to solve increasingly complex problems, detect elements within those images, or even recognize people or animals.</w:t>
@@ -3262,7 +3263,11 @@
         <w:p/>
         <w:p>
           <w:r>
-            <w:t>For this reason, in this project, we propose the development of a system capable of predicting the country where an image was taken by using deep learning and transfer learning techniques. To achieve this goal, we use a dataset composed of images classified according to their corresponding countries.</w:t>
+            <w:t xml:space="preserve">For this reason, in this project, we propose the development of a system capable of predicting the country where an image was taken by using deep learning and transfer learning techniques. To achieve this goal, we use a dataset composed of images classified according to their corresponding </w:t>
+          </w:r>
+          <w:r>
+            <w:lastRenderedPageBreak/>
+            <w:t>countries.</w:t>
           </w:r>
         </w:p>
         <w:p>
@@ -3504,6 +3509,7 @@
               </w:pPr>
               <w:proofErr w:type="spellStart"/>
               <w:r>
+                <w:lastRenderedPageBreak/>
                 <w:t>Analyse</w:t>
               </w:r>
               <w:proofErr w:type="spellEnd"/>
@@ -3525,7 +3531,6 @@
                 <w:jc w:val="left"/>
               </w:pPr>
               <w:r>
-                <w:lastRenderedPageBreak/>
                 <w:t>Select the configuration that achieves the best results among the different experiments and train the final model.</w:t>
               </w:r>
             </w:p>
@@ -4072,6 +4077,30 @@
                 </w:rPr>
               </w:pPr>
             </w:p>
+            <w:p>
+              <w:pPr>
+                <w:widowControl/>
+                <w:ind w:leftChars="213" w:left="427" w:hanging="1"/>
+                <w:jc w:val="left"/>
+                <w:rPr>
+                  <w:rFonts w:ascii="SamsungOne-400" w:hAnsi="SamsungOne-400" w:cs="Times New Roman"/>
+                  <w:color w:val="000000" w:themeColor="text1" w:themeShade="BF"/>
+                  <w:sz w:val="22"/>
+                </w:rPr>
+              </w:pPr>
+            </w:p>
+            <w:p>
+              <w:pPr>
+                <w:widowControl/>
+                <w:ind w:leftChars="213" w:left="427" w:hanging="1"/>
+                <w:jc w:val="left"/>
+                <w:rPr>
+                  <w:rFonts w:ascii="SamsungOne-400" w:hAnsi="SamsungOne-400" w:cs="Times New Roman"/>
+                  <w:color w:val="000000" w:themeColor="text1" w:themeShade="BF"/>
+                  <w:sz w:val="22"/>
+                </w:rPr>
+              </w:pPr>
+            </w:p>
           </w:sdtContent>
         </w:sdt>
       </w:sdtContent>
@@ -4464,7 +4493,6 @@
                     <w:sz w:val="22"/>
                     <w:lang w:val="es-ES" w:eastAsia="es-ES"/>
                   </w:rPr>
-                  <w:lastRenderedPageBreak/>
                   <w:t>3</w:t>
                 </w:r>
               </w:p>
@@ -4942,7 +4970,11 @@
             <w:jc w:val="left"/>
           </w:pPr>
           <w:r>
-            <w:t>Transfer Learning is a technique that consists of taking advantage of a model that has already been trained on a larger dataset and adapting it to solve a new problem. In this way, the model already has general knowledge about images and only needs to adapt to the specific</w:t>
+            <w:t xml:space="preserve">Transfer Learning is a technique that consists of taking advantage of a model that has already been trained on a larger dataset and adapting it to solve a new problem. In this way, the model </w:t>
+          </w:r>
+          <w:r>
+            <w:lastRenderedPageBreak/>
+            <w:t>already has general knowledge about images and only needs to adapt to the specific</w:t>
           </w:r>
           <w:r>
             <w:t xml:space="preserve"> </w:t>
@@ -4961,7 +4993,6 @@
             <w:jc w:val="center"/>
           </w:pPr>
           <w:r>
-            <w:lastRenderedPageBreak/>
             <w:t>Pre-trained models and MobileNetV2</w:t>
           </w:r>
         </w:p>
@@ -5414,7 +5445,11 @@
                 <w:jc w:val="left"/>
               </w:pPr>
               <w:r>
-                <w:t>Once the project idea was clearly defined, the first step was to search for suitable data to train the model. It was important to find a dataset containing enough images to train the model effectively and enable it to identify the country where an image was taken. Choosing the dataset was a key decision within the project, since the quality and quantity of the available data directly influence the performance of the model.</w:t>
+                <w:t xml:space="preserve">Once the project idea was clearly defined, the first step was to search for suitable data to train the model. It was important to find a dataset containing enough images to train the model </w:t>
+              </w:r>
+              <w:r>
+                <w:lastRenderedPageBreak/>
+                <w:t>effectively and enable it to identify the country where an image was taken. Choosing the dataset was a key decision within the project, since the quality and quantity of the available data directly influence the performance of the model.</w:t>
               </w:r>
             </w:p>
             <w:p>
@@ -5429,7 +5464,6 @@
                 <w:jc w:val="left"/>
               </w:pPr>
               <w:r>
-                <w:lastRenderedPageBreak/>
                 <w:t xml:space="preserve">After researching and </w:t>
               </w:r>
               <w:proofErr w:type="spellStart"/>
@@ -5453,7 +5487,41 @@
                 <w:jc w:val="left"/>
               </w:pPr>
               <w:r>
-                <w:t>One of the main reasons why we chose this particular dataset was its large size, as it contains thousands of images from different countries. This wide variety of images allows us to train deep learning models using a considerable number of examples, which we consider to be highly beneficial for the development of the project.</w:t>
+                <w:t xml:space="preserve">During the data selection process, two different datasets were </w:t>
+              </w:r>
+              <w:proofErr w:type="spellStart"/>
+              <w:r>
+                <w:t>analysed</w:t>
+              </w:r>
+              <w:proofErr w:type="spellEnd"/>
+              <w:r>
+                <w:t xml:space="preserve"> and compared before making the final decision. Both datasets were suitable for the proposed image classification task, as they contained street-level images labelled by country. However, one of them presented a highly unbalanced class distribution, with approximately one fifth of all the images belonging to the United States. Such an imbalance could bias the training process and reduce the model's ability to </w:t>
+              </w:r>
+              <w:proofErr w:type="spellStart"/>
+              <w:r>
+                <w:t>generalise</w:t>
+              </w:r>
+              <w:proofErr w:type="spellEnd"/>
+              <w:r>
+                <w:t xml:space="preserve"> to countries with fewer training examples.</w:t>
+              </w:r>
+            </w:p>
+            <w:p>
+              <w:pPr>
+                <w:widowControl/>
+                <w:jc w:val="left"/>
+              </w:pPr>
+            </w:p>
+            <w:p>
+              <w:pPr>
+                <w:widowControl/>
+                <w:jc w:val="left"/>
+              </w:pPr>
+              <w:r>
+                <w:t>The selected Street Location Images dataset not only contains thousands of images from a wide variety of countries, but also provides a considerably more balanced class distribution than the alternative dataset that was evaluated. Although some imbalance is still present, the representation of the different countries is much more uniform, making this dataset more suitable for training and evaluating deep learning models. The large number of available images also provides enough examples for the model to learn representative visual features from each country</w:t>
+              </w:r>
+              <w:r>
+                <w:t>.</w:t>
               </w:r>
             </w:p>
             <w:p>
@@ -5518,6 +5586,62 @@
                 </w:rPr>
               </w:pPr>
             </w:p>
+            <w:p>
+              <w:pPr>
+                <w:widowControl/>
+                <w:ind w:leftChars="213" w:left="427" w:hanging="1"/>
+                <w:jc w:val="left"/>
+                <w:rPr>
+                  <w:rFonts w:ascii="SamsungOne-400" w:hAnsi="SamsungOne-400" w:cs="Times New Roman"/>
+                  <w:color w:val="000000" w:themeColor="text1" w:themeShade="BF"/>
+                  <w:sz w:val="18"/>
+                  <w:szCs w:val="20"/>
+                  <w:highlight w:val="yellow"/>
+                </w:rPr>
+              </w:pPr>
+            </w:p>
+            <w:p>
+              <w:pPr>
+                <w:widowControl/>
+                <w:ind w:leftChars="213" w:left="427" w:hanging="1"/>
+                <w:jc w:val="left"/>
+                <w:rPr>
+                  <w:rFonts w:ascii="SamsungOne-400" w:hAnsi="SamsungOne-400" w:cs="Times New Roman"/>
+                  <w:color w:val="000000" w:themeColor="text1" w:themeShade="BF"/>
+                  <w:sz w:val="18"/>
+                  <w:szCs w:val="20"/>
+                  <w:highlight w:val="yellow"/>
+                </w:rPr>
+              </w:pPr>
+            </w:p>
+            <w:p>
+              <w:pPr>
+                <w:widowControl/>
+                <w:ind w:leftChars="213" w:left="427" w:hanging="1"/>
+                <w:jc w:val="left"/>
+                <w:rPr>
+                  <w:rFonts w:ascii="SamsungOne-400" w:hAnsi="SamsungOne-400" w:cs="Times New Roman"/>
+                  <w:color w:val="000000" w:themeColor="text1" w:themeShade="BF"/>
+                  <w:sz w:val="18"/>
+                  <w:szCs w:val="20"/>
+                  <w:highlight w:val="yellow"/>
+                </w:rPr>
+              </w:pPr>
+            </w:p>
+            <w:p>
+              <w:pPr>
+                <w:widowControl/>
+                <w:ind w:leftChars="213" w:left="427" w:hanging="1"/>
+                <w:jc w:val="left"/>
+                <w:rPr>
+                  <w:rFonts w:ascii="SamsungOne-400" w:hAnsi="SamsungOne-400" w:cs="Times New Roman"/>
+                  <w:color w:val="000000" w:themeColor="text1" w:themeShade="BF"/>
+                  <w:sz w:val="18"/>
+                  <w:szCs w:val="20"/>
+                  <w:highlight w:val="yellow"/>
+                </w:rPr>
+              </w:pPr>
+            </w:p>
           </w:sdtContent>
         </w:sdt>
       </w:sdtContent>
@@ -5541,6 +5665,7 @@
           <w:sz w:val="22"/>
           <w:szCs w:val="20"/>
         </w:rPr>
+        <w:lastRenderedPageBreak/>
         <w:t>2</w:t>
       </w:r>
       <w:r>
@@ -5595,6 +5720,17 @@
             <w:id w:val="-319417864"/>
           </w:sdtPr>
           <w:sdtContent>
+            <w:p>
+              <w:pPr>
+                <w:widowControl/>
+                <w:jc w:val="left"/>
+                <w:rPr>
+                  <w:rFonts w:ascii="SamsungOne-400" w:hAnsi="SamsungOne-400" w:cs="Times New Roman"/>
+                  <w:color w:val="000000" w:themeColor="text1" w:themeShade="BF"/>
+                  <w:szCs w:val="20"/>
+                </w:rPr>
+              </w:pPr>
+            </w:p>
             <w:p>
               <w:pPr>
                 <w:widowControl/>
@@ -5684,6 +5820,19 @@
                 <w:rPr>
                   <w:rFonts w:ascii="SamsungOne-400" w:hAnsi="SamsungOne-400" w:cs="Times New Roman"/>
                   <w:color w:val="000000" w:themeColor="text1" w:themeShade="BF"/>
+                  <w:szCs w:val="20"/>
+                  <w:highlight w:val="yellow"/>
+                </w:rPr>
+              </w:pPr>
+            </w:p>
+            <w:p>
+              <w:pPr>
+                <w:widowControl/>
+                <w:ind w:leftChars="213" w:left="427" w:hanging="1"/>
+                <w:jc w:val="left"/>
+                <w:rPr>
+                  <w:rFonts w:ascii="SamsungOne-400" w:hAnsi="SamsungOne-400" w:cs="Times New Roman"/>
+                  <w:color w:val="000000" w:themeColor="text1" w:themeShade="BF"/>
                   <w:sz w:val="18"/>
                   <w:szCs w:val="20"/>
                   <w:highlight w:val="yellow"/>
@@ -5756,6 +5905,17 @@
             <w:id w:val="-853189668"/>
           </w:sdtPr>
           <w:sdtContent>
+            <w:p>
+              <w:pPr>
+                <w:widowControl/>
+                <w:jc w:val="left"/>
+                <w:rPr>
+                  <w:rFonts w:ascii="SamsungOne-400" w:hAnsi="SamsungOne-400" w:cs="Times New Roman"/>
+                  <w:color w:val="000000" w:themeColor="text1" w:themeShade="BF"/>
+                  <w:szCs w:val="20"/>
+                </w:rPr>
+              </w:pPr>
+            </w:p>
             <w:p>
               <w:pPr>
                 <w:widowControl/>
@@ -5792,7 +5952,11 @@
                 <w:jc w:val="left"/>
               </w:pPr>
               <w:r>
-                <w:t>Once this stage has been completed, different experiments will be carried out using a reduced subset of the original dataset and applying the different techniques described in the previous sections of this report. The objective is to determine which technique, or combination of techniques, provides the best overall performance. Once the most suitable approach has been identified, the final model will be trained using the complete dataset and its performance will be evaluated using the classification metrics presented in the previous sections of this report.</w:t>
+                <w:t xml:space="preserve">Once this stage has been completed, different experiments will be carried out using a reduced subset of the original dataset and applying the different techniques described in the previous </w:t>
+              </w:r>
+              <w:r>
+                <w:lastRenderedPageBreak/>
+                <w:t>sections of this report. The objective is to determine which technique, or combination of techniques, provides the best overall performance. Once the most suitable approach has been identified, the final model will be trained using the complete dataset and its performance will be evaluated using the classification metrics presented in the previous sections of this report.</w:t>
               </w:r>
             </w:p>
             <w:p>
@@ -5813,23 +5977,55 @@
                 </w:rPr>
               </w:pPr>
               <w:r>
+                <w:t>The complete workflow followed during the development of the project is represented in a more visual and schematic way in the following diagram</w:t>
+              </w:r>
+              <w:r>
+                <w:t>.</w:t>
+              </w:r>
+            </w:p>
+            <w:p>
+              <w:pPr>
+                <w:widowControl/>
+                <w:ind w:leftChars="213" w:left="427" w:hanging="1"/>
+                <w:jc w:val="left"/>
+                <w:rPr>
+                  <w:rFonts w:ascii="SamsungOne-400" w:hAnsi="SamsungOne-400" w:cs="Times New Roman"/>
+                  <w:color w:val="000000" w:themeColor="text1" w:themeShade="BF"/>
+                  <w:szCs w:val="20"/>
+                  <w:highlight w:val="yellow"/>
+                </w:rPr>
+              </w:pPr>
+            </w:p>
+            <w:p>
+              <w:pPr>
+                <w:widowControl/>
+                <w:jc w:val="left"/>
                 <w:rPr>
                   <w:rFonts w:ascii="SamsungOne-400" w:hAnsi="SamsungOne-400" w:cs="Times New Roman"/>
                   <w:color w:val="000000" w:themeColor="text1" w:themeShade="BF"/>
                   <w:szCs w:val="20"/>
                   <w:lang w:val="es-ES"/>
                 </w:rPr>
+              </w:pPr>
+              <w:r>
+                <w:rPr>
+                  <w:rFonts w:ascii="SamsungOne-400" w:hAnsi="SamsungOne-400" w:cs="Times New Roman"/>
+                  <w:noProof/>
+                  <w:color w:val="000000" w:themeColor="text1" w:themeShade="BF"/>
+                  <w:szCs w:val="20"/>
+                  <w:lang w:val="es-ES"/>
+                </w:rPr>
                 <w:drawing>
-                  <wp:anchor distT="0" distB="0" distL="114300" distR="114300" simplePos="0" relativeHeight="251672576" behindDoc="0" locked="0" layoutInCell="1" allowOverlap="1" wp14:anchorId="7E169029" wp14:editId="350125D7">
+                  <wp:anchor distT="0" distB="0" distL="114300" distR="114300" simplePos="0" relativeHeight="251672576" behindDoc="0" locked="0" layoutInCell="1" allowOverlap="1" wp14:anchorId="7E169029" wp14:editId="5E8D0126">
                     <wp:simplePos x="0" y="0"/>
                     <wp:positionH relativeFrom="margin">
                       <wp:align>center</wp:align>
                     </wp:positionH>
                     <wp:positionV relativeFrom="paragraph">
-                      <wp:posOffset>596900</wp:posOffset>
+                      <wp:posOffset>179705</wp:posOffset>
                     </wp:positionV>
-                    <wp:extent cx="6127458" cy="1798320"/>
-                    <wp:effectExtent l="0" t="0" r="6985" b="0"/>
+                    <wp:extent cx="6620510" cy="1943100"/>
+                    <wp:effectExtent l="0" t="0" r="8890" b="0"/>
                     <wp:wrapSquare wrapText="bothSides"/>
                     <wp:docPr id="656404762" name="Imagen 9"/>
                     <wp:cNvGraphicFramePr>
@@ -5860,7 +6056,7 @@
                           <pic:spPr bwMode="auto">
                             <a:xfrm>
                               <a:off x="0" y="0"/>
-                              <a:ext cx="6127458" cy="1798320"/>
+                              <a:ext cx="6620510" cy="1943100"/>
                             </a:xfrm>
                             <a:prstGeom prst="rect">
                               <a:avLst/>
@@ -5873,28 +6069,15 @@
                         </pic:pic>
                       </a:graphicData>
                     </a:graphic>
+                    <wp14:sizeRelH relativeFrom="margin">
+                      <wp14:pctWidth>0</wp14:pctWidth>
+                    </wp14:sizeRelH>
+                    <wp14:sizeRelV relativeFrom="margin">
+                      <wp14:pctHeight>0</wp14:pctHeight>
+                    </wp14:sizeRelV>
                   </wp:anchor>
                 </w:drawing>
               </w:r>
-              <w:r>
-                <w:t>The complete workflow followed during the development of the project is represented in a more visual and schematic way in the following diagram</w:t>
-              </w:r>
-              <w:r>
-                <w:t>.</w:t>
-              </w:r>
-            </w:p>
-            <w:p>
-              <w:pPr>
-                <w:widowControl/>
-                <w:ind w:leftChars="213" w:left="427" w:hanging="1"/>
-                <w:jc w:val="left"/>
-                <w:rPr>
-                  <w:rFonts w:ascii="SamsungOne-400" w:hAnsi="SamsungOne-400" w:cs="Times New Roman"/>
-                  <w:color w:val="000000" w:themeColor="text1" w:themeShade="BF"/>
-                  <w:szCs w:val="20"/>
-                  <w:highlight w:val="yellow"/>
-                </w:rPr>
-              </w:pPr>
             </w:p>
             <w:p>
               <w:pPr>
@@ -5904,7 +6087,6 @@
                   <w:rFonts w:ascii="SamsungOne-400" w:hAnsi="SamsungOne-400" w:cs="Times New Roman"/>
                   <w:color w:val="000000" w:themeColor="text1" w:themeShade="BF"/>
                   <w:szCs w:val="20"/>
-                  <w:lang w:val="es-ES"/>
                 </w:rPr>
               </w:pPr>
             </w:p>
@@ -5955,7 +6137,6 @@
           <w:sz w:val="22"/>
           <w:szCs w:val="20"/>
         </w:rPr>
-        <w:lastRenderedPageBreak/>
         <w:t xml:space="preserve">2.4. </w:t>
       </w:r>
       <w:r>
@@ -5995,6 +6176,17 @@
             <w:id w:val="-49924936"/>
           </w:sdtPr>
           <w:sdtContent>
+            <w:p>
+              <w:pPr>
+                <w:widowControl/>
+                <w:jc w:val="left"/>
+                <w:rPr>
+                  <w:rFonts w:ascii="SamsungOne-400" w:hAnsi="SamsungOne-400" w:cs="Times New Roman"/>
+                  <w:color w:val="000000" w:themeColor="text1" w:themeShade="BF"/>
+                  <w:szCs w:val="20"/>
+                </w:rPr>
+              </w:pPr>
+            </w:p>
             <w:p>
               <w:pPr>
                 <w:widowControl/>
@@ -6086,14 +6278,15 @@
               <w:r>
                 <w:rPr>
                   <w:rFonts w:ascii="SamsungOne-400" w:hAnsi="SamsungOne-400" w:cs="Times New Roman"/>
+                  <w:noProof/>
                   <w:color w:val="000000" w:themeColor="text1" w:themeShade="BF"/>
                   <w:szCs w:val="20"/>
                   <w:lang w:val="es-ES"/>
                 </w:rPr>
                 <w:drawing>
-                  <wp:inline distT="0" distB="0" distL="0" distR="0" wp14:anchorId="0A7A6A58" wp14:editId="03B7004D">
-                    <wp:extent cx="2392680" cy="3782402"/>
-                    <wp:effectExtent l="0" t="0" r="7620" b="8890"/>
+                  <wp:inline distT="0" distB="0" distL="0" distR="0" wp14:anchorId="0A7A6A58" wp14:editId="59FA662C">
+                    <wp:extent cx="2333012" cy="3688080"/>
+                    <wp:effectExtent l="0" t="0" r="0" b="7620"/>
                     <wp:docPr id="1421253267" name="Imagen 11"/>
                     <wp:cNvGraphicFramePr>
                       <a:graphicFrameLocks xmlns:a="http://schemas.openxmlformats.org/drawingml/2006/main" noChangeAspect="1"/>
@@ -6123,7 +6316,7 @@
                           <pic:spPr bwMode="auto">
                             <a:xfrm>
                               <a:off x="0" y="0"/>
-                              <a:ext cx="2398934" cy="3792289"/>
+                              <a:ext cx="2353831" cy="3720991"/>
                             </a:xfrm>
                             <a:prstGeom prst="rect">
                               <a:avLst/>
@@ -6139,6 +6332,30 @@
                   </wp:inline>
                 </w:drawing>
               </w:r>
+            </w:p>
+            <w:p>
+              <w:pPr>
+                <w:widowControl/>
+                <w:jc w:val="center"/>
+                <w:rPr>
+                  <w:rFonts w:ascii="SamsungOne-400" w:hAnsi="SamsungOne-400" w:cs="Times New Roman"/>
+                  <w:color w:val="000000" w:themeColor="text1" w:themeShade="BF"/>
+                  <w:szCs w:val="20"/>
+                  <w:lang w:val="es-ES"/>
+                </w:rPr>
+              </w:pPr>
+            </w:p>
+            <w:p>
+              <w:pPr>
+                <w:widowControl/>
+                <w:jc w:val="center"/>
+                <w:rPr>
+                  <w:rFonts w:ascii="SamsungOne-400" w:hAnsi="SamsungOne-400" w:cs="Times New Roman"/>
+                  <w:color w:val="000000" w:themeColor="text1" w:themeShade="BF"/>
+                  <w:szCs w:val="20"/>
+                  <w:lang w:val="es-ES"/>
+                </w:rPr>
+              </w:pPr>
             </w:p>
           </w:sdtContent>
         </w:sdt>
@@ -14422,6 +14639,7 @@
   <w:style w:type="character" w:default="1" w:styleId="Fuentedeprrafopredeter">
     <w:name w:val="Default Paragraph Font"/>
     <w:uiPriority w:val="1"/>
+    <w:semiHidden/>
     <w:unhideWhenUsed/>
   </w:style>
   <w:style w:type="table" w:default="1" w:styleId="Tablanormal">
@@ -15280,28 +15498,28 @@
 </file>
 
 <file path=customXml/item1.xml><?xml version="1.0" encoding="utf-8"?>
+<b:Sources xmlns:b="http://schemas.openxmlformats.org/officeDocument/2006/bibliography" xmlns="http://schemas.openxmlformats.org/officeDocument/2006/bibliography" SelectedStyle="\APASixthEditionOfficeOnline.xsl" StyleName="APA" Version="6"/>
+</file>
+
+<file path=customXml/item2.xml><?xml version="1.0" encoding="utf-8"?>
 <go:gDocsCustomXmlDataStorage xmlns:go="http://customooxmlschemas.google.com/" xmlns:r="http://schemas.openxmlformats.org/officeDocument/2006/relationships">
   <go:docsCustomData xmlns:go="http://customooxmlschemas.google.com/" roundtripDataSignature="AMtx7mhp6iZhk40vFPQNev4u4VGzEwDCSw==">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</go:docsCustomData>
 </go:gDocsCustomXmlDataStorage>
 </file>
 
-<file path=customXml/item2.xml><?xml version="1.0" encoding="utf-8"?>
-<b:Sources xmlns:b="http://schemas.openxmlformats.org/officeDocument/2006/bibliography" xmlns="http://schemas.openxmlformats.org/officeDocument/2006/bibliography" SelectedStyle="\APASixthEditionOfficeOnline.xsl" StyleName="APA" Version="6"/>
+<file path=customXml/itemProps1.xml><?xml version="1.0" encoding="utf-8"?>
+<ds:datastoreItem xmlns:ds="http://schemas.openxmlformats.org/officeDocument/2006/customXml" ds:itemID="{37F501B1-6923-4942-B52A-BE8A399E00F3}">
+  <ds:schemaRefs>
+    <ds:schemaRef ds:uri="http://schemas.openxmlformats.org/officeDocument/2006/bibliography"/>
+  </ds:schemaRefs>
+</ds:datastoreItem>
 </file>
 
-<file path=customXml/itemProps1.xml><?xml version="1.0" encoding="utf-8"?>
+<file path=customXml/itemProps2.xml><?xml version="1.0" encoding="utf-8"?>
 <ds:datastoreItem xmlns:ds="http://schemas.openxmlformats.org/officeDocument/2006/customXml" ds:itemID="{11111111-1234-1234-1234-123412341234}">
   <ds:schemaRefs>
     <ds:schemaRef ds:uri="http://customooxmlschemas.google.com/"/>
     <ds:schemaRef ds:uri="http://schemas.openxmlformats.org/officeDocument/2006/relationships"/>
   </ds:schemaRefs>
 </ds:datastoreItem>
-</file>
-
-<file path=customXml/itemProps2.xml><?xml version="1.0" encoding="utf-8"?>
-<ds:datastoreItem xmlns:ds="http://schemas.openxmlformats.org/officeDocument/2006/customXml" ds:itemID="{37F501B1-6923-4942-B52A-BE8A399E00F3}">
-  <ds:schemaRefs>
-    <ds:schemaRef ds:uri="http://schemas.openxmlformats.org/officeDocument/2006/bibliography"/>
-  </ds:schemaRefs>
-</ds:datastoreItem>
 </file>